--- a/00-首页/题组Word/预赛基础卷/预赛基础卷III-学生版-打印版.docx
+++ b/00-首页/题组Word/预赛基础卷/预赛基础卷III-学生版-打印版.docx
@@ -178,8 +178,8 @@
     <w:p>
       <w:pPr>
         <w:pStyle w:val="BodyText"/>
+        <w:spacing w:before="0" w:after="0"/>
         <w:ind w:left="480" w:hanging="480"/>
-        <w:spacing w:after="0"/>
       </w:pPr>
       <w:r>
         <w:rPr>
@@ -263,20 +263,63 @@
     <w:p>
       <w:pPr>
         <w:pStyle w:val="BodyText"/>
+        <w:spacing w:before="0" w:after="0"/>
         <w:ind w:left="480" w:hanging="480"/>
+      </w:pPr>
+      <w:r>
+        <w:rPr>
+          <w:rFonts w:ascii="Times New Roman" w:hAnsi="Times New Roman" w:eastAsia="Times New Roman" w:cs="Times New Roman"/>
+        </w:rPr>
+        <w:t xml:space="preserve">A. a </w:t>
+      </w:r>
+      <w:r>
+        <w:rPr>
+          <w:rFonts w:hint="eastAsia" w:ascii="Times New Roman" w:hAnsi="Times New Roman" w:eastAsia="FangSong" w:cs="Times New Roman"/>
+        </w:rPr>
+        <w:t>满且溢出</w:t>
+      </w:r>
+      <w:r>
+        <w:rPr>
+          <w:rFonts w:hint="eastAsia" w:ascii="Times New Roman" w:hAnsi="Times New Roman" w:eastAsia="Times New Roman" w:cs="Times New Roman"/>
+        </w:rPr>
+        <w:t>，b、c</w:t>
+      </w:r>
+      <w:r>
+        <w:rPr>
+          <w:rFonts w:ascii="Times New Roman" w:hAnsi="Times New Roman" w:eastAsia="Times New Roman" w:cs="Times New Roman"/>
+        </w:rPr>
+        <w:t xml:space="preserve"> </w:t>
+      </w:r>
+      <w:r>
+        <w:rPr>
+          <w:rFonts w:hint="eastAsia" w:ascii="Times New Roman" w:hAnsi="Times New Roman" w:eastAsia="FangSong" w:cs="Times New Roman"/>
+        </w:rPr>
+        <w:t xml:space="preserve">空</w:t>
+      </w:r>
+      <w:r>
+        <w:rPr>
+          <w:rFonts w:ascii="Times New Roman" w:hAnsi="Times New Roman" w:eastAsia="Times New Roman" w:cs="Times New Roman"/>
+        </w:rPr>
+        <w:t xml:space="preserve">　　</w:t>
+      </w:r>
+    </w:p>
+    <w:p>
+      <w:pPr>
+        <w:pStyle w:val="BodyText"/>
         <w:spacing w:before="0" w:after="0"/>
-      </w:pPr>
-      <w:r>
-        <w:rPr>
-          <w:rFonts w:ascii="Times New Roman" w:hAnsi="Times New Roman" w:eastAsia="Times New Roman" w:cs="Times New Roman"/>
-        </w:rPr>
-        <w:t xml:space="preserve">A. a </w:t>
-      </w:r>
-      <w:r>
-        <w:rPr>
-          <w:rFonts w:hint="eastAsia" w:ascii="Times New Roman" w:hAnsi="Times New Roman" w:eastAsia="FangSong" w:cs="Times New Roman"/>
-        </w:rPr>
-        <w:t>满且溢出</w:t>
+        <w:ind w:left="480" w:hanging="480"/>
+      </w:pPr>
+      <w:r>
+        <w:rPr>
+          <w:rFonts w:ascii="Times New Roman" w:hAnsi="Times New Roman" w:eastAsia="Times New Roman" w:cs="Times New Roman"/>
+        </w:rPr>
+        <w:t xml:space="preserve">B. a </w:t>
+      </w:r>
+      <w:r>
+        <w:rPr>
+          <w:rFonts w:hint="eastAsia" w:ascii="Times New Roman" w:hAnsi="Times New Roman" w:eastAsia="FangSong" w:cs="Times New Roman"/>
+        </w:rPr>
+        <w:t>空</w:t>
       </w:r>
       <w:r>
         <w:rPr>
@@ -294,7 +337,38 @@
         <w:rPr>
           <w:rFonts w:hint="eastAsia" w:ascii="Times New Roman" w:hAnsi="Times New Roman" w:eastAsia="FangSong" w:cs="Times New Roman"/>
         </w:rPr>
-        <w:t xml:space="preserve">空</w:t>
+        <w:t xml:space="preserve">内溶液分别增多</w:t>
+      </w:r>
+      <w:r>
+        <w:rPr>
+          <w:rFonts w:ascii="Times New Roman" w:hAnsi="Times New Roman" w:eastAsia="Times New Roman" w:cs="Times New Roman"/>
+        </w:rPr>
+        <w:t xml:space="preserve"> </w:t>
+      </w:r>
+      <w:r>
+        <w:rPr>
+          <w:rFonts w:ascii="Times New Roman" w:hAnsi="Times New Roman" w:eastAsia="Times New Roman" w:cs="Times New Roman"/>
+        </w:rPr>
+        <w:t xml:space="preserve">- </w:t>
+      </w:r>
+    </w:p>
+    <w:p>
+      <w:pPr>
+        <w:pStyle w:val="BodyText"/>
+        <w:spacing w:before="0" w:after="0"/>
+        <w:ind w:left="480" w:hanging="480"/>
+      </w:pPr>
+      <w:r>
+        <w:rPr>
+          <w:rFonts w:ascii="Times New Roman" w:hAnsi="Times New Roman" w:eastAsia="Times New Roman" w:cs="Times New Roman"/>
+        </w:rPr>
+        <w:t xml:space="preserve">C. a、b、c </w:t>
+      </w:r>
+      <w:r>
+        <w:rPr>
+          <w:rFonts w:hint="eastAsia" w:ascii="Times New Roman" w:hAnsi="Times New Roman" w:eastAsia="FangSong" w:cs="Times New Roman"/>
+        </w:rPr>
+        <w:t xml:space="preserve">都不变</w:t>
       </w:r>
       <w:r>
         <w:rPr>
@@ -306,82 +380,8 @@
     <w:p>
       <w:pPr>
         <w:pStyle w:val="BodyText"/>
+        <w:spacing w:before="0" w:after="0"/>
         <w:ind w:left="480" w:hanging="480"/>
-        <w:spacing w:before="0" w:after="0"/>
-      </w:pPr>
-      <w:r>
-        <w:rPr>
-          <w:rFonts w:ascii="Times New Roman" w:hAnsi="Times New Roman" w:eastAsia="Times New Roman" w:cs="Times New Roman"/>
-        </w:rPr>
-        <w:t xml:space="preserve">B. a </w:t>
-      </w:r>
-      <w:r>
-        <w:rPr>
-          <w:rFonts w:hint="eastAsia" w:ascii="Times New Roman" w:hAnsi="Times New Roman" w:eastAsia="FangSong" w:cs="Times New Roman"/>
-        </w:rPr>
-        <w:t>空</w:t>
-      </w:r>
-      <w:r>
-        <w:rPr>
-          <w:rFonts w:hint="eastAsia" w:ascii="Times New Roman" w:hAnsi="Times New Roman" w:eastAsia="Times New Roman" w:cs="Times New Roman"/>
-        </w:rPr>
-        <w:t>，b、c</w:t>
-      </w:r>
-      <w:r>
-        <w:rPr>
-          <w:rFonts w:ascii="Times New Roman" w:hAnsi="Times New Roman" w:eastAsia="Times New Roman" w:cs="Times New Roman"/>
-        </w:rPr>
-        <w:t xml:space="preserve"> </w:t>
-      </w:r>
-      <w:r>
-        <w:rPr>
-          <w:rFonts w:hint="eastAsia" w:ascii="Times New Roman" w:hAnsi="Times New Roman" w:eastAsia="FangSong" w:cs="Times New Roman"/>
-        </w:rPr>
-        <w:t xml:space="preserve">内溶液分别增多</w:t>
-      </w:r>
-      <w:r>
-        <w:rPr>
-          <w:rFonts w:ascii="Times New Roman" w:hAnsi="Times New Roman" w:eastAsia="Times New Roman" w:cs="Times New Roman"/>
-        </w:rPr>
-        <w:t xml:space="preserve"> </w:t>
-      </w:r>
-      <w:r>
-        <w:rPr>
-          <w:rFonts w:ascii="Times New Roman" w:hAnsi="Times New Roman" w:eastAsia="Times New Roman" w:cs="Times New Roman"/>
-        </w:rPr>
-        <w:t xml:space="preserve">- </w:t>
-      </w:r>
-    </w:p>
-    <w:p>
-      <w:pPr>
-        <w:pStyle w:val="BodyText"/>
-        <w:ind w:left="480" w:hanging="480"/>
-        <w:spacing w:before="0" w:after="0"/>
-      </w:pPr>
-      <w:r>
-        <w:rPr>
-          <w:rFonts w:ascii="Times New Roman" w:hAnsi="Times New Roman" w:eastAsia="Times New Roman" w:cs="Times New Roman"/>
-        </w:rPr>
-        <w:t xml:space="preserve">C. a、b、c </w:t>
-      </w:r>
-      <w:r>
-        <w:rPr>
-          <w:rFonts w:hint="eastAsia" w:ascii="Times New Roman" w:hAnsi="Times New Roman" w:eastAsia="FangSong" w:cs="Times New Roman"/>
-        </w:rPr>
-        <w:t xml:space="preserve">都不变</w:t>
-      </w:r>
-      <w:r>
-        <w:rPr>
-          <w:rFonts w:ascii="Times New Roman" w:hAnsi="Times New Roman" w:eastAsia="Times New Roman" w:cs="Times New Roman"/>
-        </w:rPr>
-        <w:t xml:space="preserve">　　</w:t>
-      </w:r>
-    </w:p>
-    <w:p>
-      <w:pPr>
-        <w:pStyle w:val="BodyText"/>
-        <w:ind w:left="480" w:hanging="480"/>
-        <w:spacing w:before="0" w:after="180"/>
       </w:pPr>
       <w:r>
         <w:rPr>
@@ -585,8 +585,8 @@
     <w:p>
       <w:pPr>
         <w:pStyle w:val="BodyText"/>
+        <w:spacing w:before="0" w:after="0"/>
         <w:ind w:left="480" w:hanging="480"/>
-        <w:spacing w:after="0"/>
       </w:pPr>
       <w:r>
         <w:rPr>
@@ -798,14 +798,141 @@
     <w:p>
       <w:pPr>
         <w:pStyle w:val="BodyText"/>
+        <w:spacing w:before="0" w:after="0"/>
         <w:ind w:left="480" w:hanging="480"/>
+      </w:pPr>
+      <w:r>
+        <w:rPr>
+          <w:rFonts w:ascii="Times New Roman" w:hAnsi="Times New Roman" w:eastAsia="Times New Roman" w:cs="Times New Roman"/>
+        </w:rPr>
+        <w:t xml:space="preserve">A. </w:t>
+      </w:r>
+      <w:r>
+        <w:rPr>
+          <w:rFonts w:hint="eastAsia" w:ascii="Times New Roman" w:hAnsi="Times New Roman" w:eastAsia="FangSong" w:cs="Times New Roman"/>
+        </w:rPr>
+        <w:t xml:space="preserve">如果</w:t>
+      </w:r>
+      <w:r>
+        <w:rPr>
+          <w:rFonts w:ascii="Times New Roman" w:hAnsi="Times New Roman" w:eastAsia="Times New Roman" w:cs="Times New Roman"/>
+        </w:rPr>
+        <w:t xml:space="preserve"> M </w:t>
+      </w:r>
+      <w:r>
+        <w:rPr>
+          <w:rFonts w:hint="eastAsia" w:ascii="Times New Roman" w:hAnsi="Times New Roman" w:eastAsia="FangSong" w:cs="Times New Roman"/>
+        </w:rPr>
+        <w:t>呈强酸性</w:t>
+      </w:r>
+      <w:r>
+        <w:rPr>
+          <w:rFonts w:hint="eastAsia" w:ascii="Times New Roman" w:hAnsi="Times New Roman" w:eastAsia="Times New Roman" w:cs="Times New Roman"/>
+        </w:rPr>
+        <w:t>，</w:t>
+      </w:r>
+      <w:r>
+        <w:rPr>
+          <w:rFonts w:hint="eastAsia" w:ascii="Times New Roman" w:hAnsi="Times New Roman" w:eastAsia="FangSong" w:cs="Times New Roman"/>
+        </w:rPr>
+        <w:t>则</w:t>
+      </w:r>
+      <w:r>
+        <w:rPr>
+          <w:rFonts w:ascii="Times New Roman" w:hAnsi="Times New Roman" w:eastAsia="Times New Roman" w:cs="Times New Roman"/>
+        </w:rPr>
+        <w:t xml:space="preserve"> N </w:t>
+      </w:r>
+      <w:r>
+        <w:rPr>
+          <w:rFonts w:hint="eastAsia" w:ascii="Times New Roman" w:hAnsi="Times New Roman" w:eastAsia="FangSong" w:cs="Times New Roman"/>
+        </w:rPr>
+        <w:t xml:space="preserve">中可能同时含有</w:t>
+      </w:r>
+      <w:r>
+        <w:rPr>
+          <w:rFonts w:ascii="Times New Roman" w:hAnsi="Times New Roman" w:eastAsia="Times New Roman" w:cs="Times New Roman"/>
+        </w:rPr>
+        <w:t xml:space="preserve"> NO</w:t>
+      </w:r>
+      <w:r>
+        <w:rPr>
+          <w:rFonts w:ascii="Times New Roman" w:hAnsi="Times New Roman" w:eastAsia="Times New Roman" w:cs="Times New Roman"/>
+          <w:vertAlign w:val="subscript"/>
+        </w:rPr>
+        <w:t>3</w:t>
+      </w:r>
+      <w:r>
+        <w:rPr>
+          <w:rFonts w:ascii="Times New Roman" w:hAnsi="Times New Roman" w:eastAsia="Times New Roman" w:cs="Times New Roman"/>
+          <w:vertAlign w:val="superscript"/>
+        </w:rPr>
+        <w:t>-</w:t>
+      </w:r>
+      <w:r>
+        <w:rPr>
+          <w:rFonts w:ascii="Times New Roman" w:hAnsi="Times New Roman" w:eastAsia="Times New Roman" w:cs="Times New Roman"/>
+        </w:rPr>
+        <w:t>、SO</w:t>
+      </w:r>
+      <w:r>
+        <w:rPr>
+          <w:rFonts w:ascii="Times New Roman" w:hAnsi="Times New Roman" w:eastAsia="Times New Roman" w:cs="Times New Roman"/>
+          <w:vertAlign w:val="subscript"/>
+        </w:rPr>
+        <w:t>3</w:t>
+      </w:r>
+      <w:r>
+        <w:rPr>
+          <w:rFonts w:ascii="Times New Roman" w:hAnsi="Times New Roman" w:eastAsia="Times New Roman" w:cs="Times New Roman"/>
+          <w:vertAlign w:val="superscript"/>
+        </w:rPr>
+        <w:t>2-</w:t>
+      </w:r>
+      <w:r>
+        <w:rPr>
+          <w:rFonts w:ascii="Times New Roman" w:hAnsi="Times New Roman" w:eastAsia="Times New Roman" w:cs="Times New Roman"/>
+        </w:rPr>
+        <w:t>、CO</w:t>
+      </w:r>
+      <w:r>
+        <w:rPr>
+          <w:rFonts w:ascii="Times New Roman" w:hAnsi="Times New Roman" w:eastAsia="Times New Roman" w:cs="Times New Roman"/>
+          <w:vertAlign w:val="subscript"/>
+        </w:rPr>
+        <w:t>3</w:t>
+      </w:r>
+      <w:r>
+        <w:rPr>
+          <w:rFonts w:ascii="Times New Roman" w:hAnsi="Times New Roman" w:eastAsia="Times New Roman" w:cs="Times New Roman"/>
+          <w:vertAlign w:val="superscript"/>
+        </w:rPr>
+        <w:t>2-</w:t>
+      </w:r>
+      <w:r>
+        <w:rPr>
+          <w:rFonts w:ascii="Times New Roman" w:hAnsi="Times New Roman" w:eastAsia="Times New Roman" w:cs="Times New Roman"/>
+        </w:rPr>
+        <w:t xml:space="preserve"> </w:t>
+      </w:r>
+      <w:r>
+        <w:rPr>
+          <w:rFonts w:ascii="Times New Roman" w:hAnsi="Times New Roman" w:eastAsia="Times New Roman" w:cs="Times New Roman"/>
+        </w:rPr>
+        <w:t xml:space="preserve">- </w:t>
+      </w:r>
+    </w:p>
+    <w:p>
+      <w:pPr>
+        <w:pStyle w:val="BodyText"/>
         <w:spacing w:before="0" w:after="0"/>
-      </w:pPr>
-      <w:r>
-        <w:rPr>
-          <w:rFonts w:ascii="Times New Roman" w:hAnsi="Times New Roman" w:eastAsia="Times New Roman" w:cs="Times New Roman"/>
-        </w:rPr>
-        <w:t xml:space="preserve">A. </w:t>
+        <w:ind w:left="480" w:hanging="480"/>
+      </w:pPr>
+      <w:r>
+        <w:rPr>
+          <w:rFonts w:ascii="Times New Roman" w:hAnsi="Times New Roman" w:eastAsia="Times New Roman" w:cs="Times New Roman"/>
+        </w:rPr>
+        <w:t xml:space="preserve">B. </w:t>
       </w:r>
       <w:r>
         <w:rPr>
@@ -823,7 +950,7 @@
         <w:rPr>
           <w:rFonts w:hint="eastAsia" w:ascii="Times New Roman" w:hAnsi="Times New Roman" w:eastAsia="FangSong" w:cs="Times New Roman"/>
         </w:rPr>
-        <w:t>呈强酸性</w:t>
+        <w:t>呈强碱性</w:t>
       </w:r>
       <w:r>
         <w:rPr>
@@ -853,13 +980,152 @@
         <w:rPr>
           <w:rFonts w:ascii="Times New Roman" w:hAnsi="Times New Roman" w:eastAsia="Times New Roman" w:cs="Times New Roman"/>
         </w:rPr>
-        <w:t xml:space="preserve"> NO</w:t>
+        <w:t xml:space="preserve"> Al</w:t>
+      </w:r>
+      <w:r>
+        <w:rPr>
+          <w:rFonts w:ascii="Times New Roman" w:hAnsi="Times New Roman" w:eastAsia="Times New Roman" w:cs="Times New Roman"/>
+          <w:vertAlign w:val="superscript"/>
+        </w:rPr>
+        <w:t>3+</w:t>
+      </w:r>
+      <w:r>
+        <w:rPr>
+          <w:rFonts w:ascii="Times New Roman" w:hAnsi="Times New Roman" w:eastAsia="Times New Roman" w:cs="Times New Roman"/>
+        </w:rPr>
+        <w:t>、SO</w:t>
       </w:r>
       <w:r>
         <w:rPr>
           <w:rFonts w:ascii="Times New Roman" w:hAnsi="Times New Roman" w:eastAsia="Times New Roman" w:cs="Times New Roman"/>
           <w:vertAlign w:val="subscript"/>
         </w:rPr>
+        <w:t>4</w:t>
+      </w:r>
+      <w:r>
+        <w:rPr>
+          <w:rFonts w:ascii="Times New Roman" w:hAnsi="Times New Roman" w:eastAsia="Times New Roman" w:cs="Times New Roman"/>
+          <w:vertAlign w:val="superscript"/>
+        </w:rPr>
+        <w:t>2-</w:t>
+      </w:r>
+      <w:r>
+        <w:rPr>
+          <w:rFonts w:ascii="Times New Roman" w:hAnsi="Times New Roman" w:eastAsia="Times New Roman" w:cs="Times New Roman"/>
+        </w:rPr>
+        <w:t>、Cl</w:t>
+      </w:r>
+      <w:r>
+        <w:rPr>
+          <w:rFonts w:ascii="Times New Roman" w:hAnsi="Times New Roman" w:eastAsia="Times New Roman" w:cs="Times New Roman"/>
+          <w:vertAlign w:val="superscript"/>
+        </w:rPr>
+        <w:t>-</w:t>
+      </w:r>
+      <w:r>
+        <w:rPr>
+          <w:rFonts w:ascii="Times New Roman" w:hAnsi="Times New Roman" w:eastAsia="Times New Roman" w:cs="Times New Roman"/>
+        </w:rPr>
+        <w:t xml:space="preserve"> </w:t>
+      </w:r>
+      <w:r>
+        <w:rPr>
+          <w:rFonts w:ascii="Times New Roman" w:hAnsi="Times New Roman" w:eastAsia="Times New Roman" w:cs="Times New Roman"/>
+        </w:rPr>
+        <w:t xml:space="preserve">- </w:t>
+      </w:r>
+    </w:p>
+    <w:p>
+      <w:pPr>
+        <w:pStyle w:val="BodyText"/>
+        <w:spacing w:before="0" w:after="0"/>
+        <w:ind w:left="480" w:hanging="480"/>
+      </w:pPr>
+      <w:r>
+        <w:rPr>
+          <w:rFonts w:ascii="Times New Roman" w:hAnsi="Times New Roman" w:eastAsia="Times New Roman" w:cs="Times New Roman"/>
+        </w:rPr>
+        <w:t xml:space="preserve">C. </w:t>
+      </w:r>
+      <w:r>
+        <w:rPr>
+          <w:rFonts w:hint="eastAsia" w:ascii="Times New Roman" w:hAnsi="Times New Roman" w:eastAsia="FangSong" w:cs="Times New Roman"/>
+        </w:rPr>
+        <w:t xml:space="preserve">如果</w:t>
+      </w:r>
+      <w:r>
+        <w:rPr>
+          <w:rFonts w:ascii="Times New Roman" w:hAnsi="Times New Roman" w:eastAsia="Times New Roman" w:cs="Times New Roman"/>
+        </w:rPr>
+        <w:t xml:space="preserve"> M </w:t>
+      </w:r>
+      <w:r>
+        <w:rPr>
+          <w:rFonts w:hint="eastAsia" w:ascii="Times New Roman" w:hAnsi="Times New Roman" w:eastAsia="FangSong" w:cs="Times New Roman"/>
+        </w:rPr>
+        <w:t>具有强还原性</w:t>
+      </w:r>
+      <w:r>
+        <w:rPr>
+          <w:rFonts w:hint="eastAsia" w:ascii="Times New Roman" w:hAnsi="Times New Roman" w:eastAsia="Times New Roman" w:cs="Times New Roman"/>
+        </w:rPr>
+        <w:t>，</w:t>
+      </w:r>
+      <w:r>
+        <w:rPr>
+          <w:rFonts w:hint="eastAsia" w:ascii="Times New Roman" w:hAnsi="Times New Roman" w:eastAsia="FangSong" w:cs="Times New Roman"/>
+        </w:rPr>
+        <w:t>则</w:t>
+      </w:r>
+      <w:r>
+        <w:rPr>
+          <w:rFonts w:ascii="Times New Roman" w:hAnsi="Times New Roman" w:eastAsia="Times New Roman" w:cs="Times New Roman"/>
+        </w:rPr>
+        <w:t xml:space="preserve"> N </w:t>
+      </w:r>
+      <w:r>
+        <w:rPr>
+          <w:rFonts w:hint="eastAsia" w:ascii="Times New Roman" w:hAnsi="Times New Roman" w:eastAsia="FangSong" w:cs="Times New Roman"/>
+        </w:rPr>
+        <w:t xml:space="preserve">中一定同时含有</w:t>
+      </w:r>
+      <w:r>
+        <w:rPr>
+          <w:rFonts w:ascii="Times New Roman" w:hAnsi="Times New Roman" w:eastAsia="Times New Roman" w:cs="Times New Roman"/>
+        </w:rPr>
+        <w:t xml:space="preserve"> H</w:t>
+      </w:r>
+      <w:r>
+        <w:rPr>
+          <w:rFonts w:ascii="Times New Roman" w:hAnsi="Times New Roman" w:eastAsia="Times New Roman" w:cs="Times New Roman"/>
+          <w:vertAlign w:val="superscript"/>
+        </w:rPr>
+        <w:t>+</w:t>
+      </w:r>
+      <w:r>
+        <w:rPr>
+          <w:rFonts w:ascii="Times New Roman" w:hAnsi="Times New Roman" w:eastAsia="Times New Roman" w:cs="Times New Roman"/>
+        </w:rPr>
+        <w:t>、OH</w:t>
+      </w:r>
+      <w:r>
+        <w:rPr>
+          <w:rFonts w:ascii="Times New Roman" w:hAnsi="Times New Roman" w:eastAsia="Times New Roman" w:cs="Times New Roman"/>
+          <w:vertAlign w:val="superscript"/>
+        </w:rPr>
+        <w:t>-</w:t>
+      </w:r>
+      <w:r>
+        <w:rPr>
+          <w:rFonts w:ascii="Times New Roman" w:hAnsi="Times New Roman" w:eastAsia="Times New Roman" w:cs="Times New Roman"/>
+        </w:rPr>
+        <w:t>、SO</w:t>
+      </w:r>
+      <w:r>
+        <w:rPr>
+          <w:rFonts w:ascii="Times New Roman" w:hAnsi="Times New Roman" w:eastAsia="Times New Roman" w:cs="Times New Roman"/>
+          <w:vertAlign w:val="subscript"/>
+        </w:rPr>
         <w:t>3</w:t>
       </w:r>
       <w:r>
@@ -867,52 +1133,12 @@
           <w:rFonts w:ascii="Times New Roman" w:hAnsi="Times New Roman" w:eastAsia="Times New Roman" w:cs="Times New Roman"/>
           <w:vertAlign w:val="superscript"/>
         </w:rPr>
-        <w:t>-</w:t>
-      </w:r>
-      <w:r>
-        <w:rPr>
-          <w:rFonts w:ascii="Times New Roman" w:hAnsi="Times New Roman" w:eastAsia="Times New Roman" w:cs="Times New Roman"/>
-        </w:rPr>
-        <w:t>、SO</w:t>
-      </w:r>
-      <w:r>
-        <w:rPr>
-          <w:rFonts w:ascii="Times New Roman" w:hAnsi="Times New Roman" w:eastAsia="Times New Roman" w:cs="Times New Roman"/>
-          <w:vertAlign w:val="subscript"/>
-        </w:rPr>
-        <w:t>3</w:t>
-      </w:r>
-      <w:r>
-        <w:rPr>
-          <w:rFonts w:ascii="Times New Roman" w:hAnsi="Times New Roman" w:eastAsia="Times New Roman" w:cs="Times New Roman"/>
-          <w:vertAlign w:val="superscript"/>
-        </w:rPr>
         <w:t>2-</w:t>
       </w:r>
       <w:r>
         <w:rPr>
           <w:rFonts w:ascii="Times New Roman" w:hAnsi="Times New Roman" w:eastAsia="Times New Roman" w:cs="Times New Roman"/>
         </w:rPr>
-        <w:t>、CO</w:t>
-      </w:r>
-      <w:r>
-        <w:rPr>
-          <w:rFonts w:ascii="Times New Roman" w:hAnsi="Times New Roman" w:eastAsia="Times New Roman" w:cs="Times New Roman"/>
-          <w:vertAlign w:val="subscript"/>
-        </w:rPr>
-        <w:t>3</w:t>
-      </w:r>
-      <w:r>
-        <w:rPr>
-          <w:rFonts w:ascii="Times New Roman" w:hAnsi="Times New Roman" w:eastAsia="Times New Roman" w:cs="Times New Roman"/>
-          <w:vertAlign w:val="superscript"/>
-        </w:rPr>
-        <w:t>2-</w:t>
-      </w:r>
-      <w:r>
-        <w:rPr>
-          <w:rFonts w:ascii="Times New Roman" w:hAnsi="Times New Roman" w:eastAsia="Times New Roman" w:cs="Times New Roman"/>
-        </w:rPr>
         <w:t xml:space="preserve"> </w:t>
       </w:r>
       <w:r>
@@ -925,234 +1151,8 @@
     <w:p>
       <w:pPr>
         <w:pStyle w:val="BodyText"/>
+        <w:spacing w:before="0" w:after="0"/>
         <w:ind w:left="480" w:hanging="480"/>
-        <w:spacing w:before="0" w:after="0"/>
-      </w:pPr>
-      <w:r>
-        <w:rPr>
-          <w:rFonts w:ascii="Times New Roman" w:hAnsi="Times New Roman" w:eastAsia="Times New Roman" w:cs="Times New Roman"/>
-        </w:rPr>
-        <w:t xml:space="preserve">B. </w:t>
-      </w:r>
-      <w:r>
-        <w:rPr>
-          <w:rFonts w:hint="eastAsia" w:ascii="Times New Roman" w:hAnsi="Times New Roman" w:eastAsia="FangSong" w:cs="Times New Roman"/>
-        </w:rPr>
-        <w:t xml:space="preserve">如果</w:t>
-      </w:r>
-      <w:r>
-        <w:rPr>
-          <w:rFonts w:ascii="Times New Roman" w:hAnsi="Times New Roman" w:eastAsia="Times New Roman" w:cs="Times New Roman"/>
-        </w:rPr>
-        <w:t xml:space="preserve"> M </w:t>
-      </w:r>
-      <w:r>
-        <w:rPr>
-          <w:rFonts w:hint="eastAsia" w:ascii="Times New Roman" w:hAnsi="Times New Roman" w:eastAsia="FangSong" w:cs="Times New Roman"/>
-        </w:rPr>
-        <w:t>呈强碱性</w:t>
-      </w:r>
-      <w:r>
-        <w:rPr>
-          <w:rFonts w:hint="eastAsia" w:ascii="Times New Roman" w:hAnsi="Times New Roman" w:eastAsia="Times New Roman" w:cs="Times New Roman"/>
-        </w:rPr>
-        <w:t>，</w:t>
-      </w:r>
-      <w:r>
-        <w:rPr>
-          <w:rFonts w:hint="eastAsia" w:ascii="Times New Roman" w:hAnsi="Times New Roman" w:eastAsia="FangSong" w:cs="Times New Roman"/>
-        </w:rPr>
-        <w:t>则</w:t>
-      </w:r>
-      <w:r>
-        <w:rPr>
-          <w:rFonts w:ascii="Times New Roman" w:hAnsi="Times New Roman" w:eastAsia="Times New Roman" w:cs="Times New Roman"/>
-        </w:rPr>
-        <w:t xml:space="preserve"> N </w:t>
-      </w:r>
-      <w:r>
-        <w:rPr>
-          <w:rFonts w:hint="eastAsia" w:ascii="Times New Roman" w:hAnsi="Times New Roman" w:eastAsia="FangSong" w:cs="Times New Roman"/>
-        </w:rPr>
-        <w:t xml:space="preserve">中可能同时含有</w:t>
-      </w:r>
-      <w:r>
-        <w:rPr>
-          <w:rFonts w:ascii="Times New Roman" w:hAnsi="Times New Roman" w:eastAsia="Times New Roman" w:cs="Times New Roman"/>
-        </w:rPr>
-        <w:t xml:space="preserve"> Al</w:t>
-      </w:r>
-      <w:r>
-        <w:rPr>
-          <w:rFonts w:ascii="Times New Roman" w:hAnsi="Times New Roman" w:eastAsia="Times New Roman" w:cs="Times New Roman"/>
-          <w:vertAlign w:val="superscript"/>
-        </w:rPr>
-        <w:t>3+</w:t>
-      </w:r>
-      <w:r>
-        <w:rPr>
-          <w:rFonts w:ascii="Times New Roman" w:hAnsi="Times New Roman" w:eastAsia="Times New Roman" w:cs="Times New Roman"/>
-        </w:rPr>
-        <w:t>、SO</w:t>
-      </w:r>
-      <w:r>
-        <w:rPr>
-          <w:rFonts w:ascii="Times New Roman" w:hAnsi="Times New Roman" w:eastAsia="Times New Roman" w:cs="Times New Roman"/>
-          <w:vertAlign w:val="subscript"/>
-        </w:rPr>
-        <w:t>4</w:t>
-      </w:r>
-      <w:r>
-        <w:rPr>
-          <w:rFonts w:ascii="Times New Roman" w:hAnsi="Times New Roman" w:eastAsia="Times New Roman" w:cs="Times New Roman"/>
-          <w:vertAlign w:val="superscript"/>
-        </w:rPr>
-        <w:t>2-</w:t>
-      </w:r>
-      <w:r>
-        <w:rPr>
-          <w:rFonts w:ascii="Times New Roman" w:hAnsi="Times New Roman" w:eastAsia="Times New Roman" w:cs="Times New Roman"/>
-        </w:rPr>
-        <w:t>、Cl</w:t>
-      </w:r>
-      <w:r>
-        <w:rPr>
-          <w:rFonts w:ascii="Times New Roman" w:hAnsi="Times New Roman" w:eastAsia="Times New Roman" w:cs="Times New Roman"/>
-          <w:vertAlign w:val="superscript"/>
-        </w:rPr>
-        <w:t>-</w:t>
-      </w:r>
-      <w:r>
-        <w:rPr>
-          <w:rFonts w:ascii="Times New Roman" w:hAnsi="Times New Roman" w:eastAsia="Times New Roman" w:cs="Times New Roman"/>
-        </w:rPr>
-        <w:t xml:space="preserve"> </w:t>
-      </w:r>
-      <w:r>
-        <w:rPr>
-          <w:rFonts w:ascii="Times New Roman" w:hAnsi="Times New Roman" w:eastAsia="Times New Roman" w:cs="Times New Roman"/>
-        </w:rPr>
-        <w:t xml:space="preserve">- </w:t>
-      </w:r>
-    </w:p>
-    <w:p>
-      <w:pPr>
-        <w:pStyle w:val="BodyText"/>
-        <w:ind w:left="480" w:hanging="480"/>
-        <w:spacing w:before="0" w:after="0"/>
-      </w:pPr>
-      <w:r>
-        <w:rPr>
-          <w:rFonts w:ascii="Times New Roman" w:hAnsi="Times New Roman" w:eastAsia="Times New Roman" w:cs="Times New Roman"/>
-        </w:rPr>
-        <w:t xml:space="preserve">C. </w:t>
-      </w:r>
-      <w:r>
-        <w:rPr>
-          <w:rFonts w:hint="eastAsia" w:ascii="Times New Roman" w:hAnsi="Times New Roman" w:eastAsia="FangSong" w:cs="Times New Roman"/>
-        </w:rPr>
-        <w:t xml:space="preserve">如果</w:t>
-      </w:r>
-      <w:r>
-        <w:rPr>
-          <w:rFonts w:ascii="Times New Roman" w:hAnsi="Times New Roman" w:eastAsia="Times New Roman" w:cs="Times New Roman"/>
-        </w:rPr>
-        <w:t xml:space="preserve"> M </w:t>
-      </w:r>
-      <w:r>
-        <w:rPr>
-          <w:rFonts w:hint="eastAsia" w:ascii="Times New Roman" w:hAnsi="Times New Roman" w:eastAsia="FangSong" w:cs="Times New Roman"/>
-        </w:rPr>
-        <w:t>具有强还原性</w:t>
-      </w:r>
-      <w:r>
-        <w:rPr>
-          <w:rFonts w:hint="eastAsia" w:ascii="Times New Roman" w:hAnsi="Times New Roman" w:eastAsia="Times New Roman" w:cs="Times New Roman"/>
-        </w:rPr>
-        <w:t>，</w:t>
-      </w:r>
-      <w:r>
-        <w:rPr>
-          <w:rFonts w:hint="eastAsia" w:ascii="Times New Roman" w:hAnsi="Times New Roman" w:eastAsia="FangSong" w:cs="Times New Roman"/>
-        </w:rPr>
-        <w:t>则</w:t>
-      </w:r>
-      <w:r>
-        <w:rPr>
-          <w:rFonts w:ascii="Times New Roman" w:hAnsi="Times New Roman" w:eastAsia="Times New Roman" w:cs="Times New Roman"/>
-        </w:rPr>
-        <w:t xml:space="preserve"> N </w:t>
-      </w:r>
-      <w:r>
-        <w:rPr>
-          <w:rFonts w:hint="eastAsia" w:ascii="Times New Roman" w:hAnsi="Times New Roman" w:eastAsia="FangSong" w:cs="Times New Roman"/>
-        </w:rPr>
-        <w:t xml:space="preserve">中一定同时含有</w:t>
-      </w:r>
-      <w:r>
-        <w:rPr>
-          <w:rFonts w:ascii="Times New Roman" w:hAnsi="Times New Roman" w:eastAsia="Times New Roman" w:cs="Times New Roman"/>
-        </w:rPr>
-        <w:t xml:space="preserve"> H</w:t>
-      </w:r>
-      <w:r>
-        <w:rPr>
-          <w:rFonts w:ascii="Times New Roman" w:hAnsi="Times New Roman" w:eastAsia="Times New Roman" w:cs="Times New Roman"/>
-          <w:vertAlign w:val="superscript"/>
-        </w:rPr>
-        <w:t>+</w:t>
-      </w:r>
-      <w:r>
-        <w:rPr>
-          <w:rFonts w:ascii="Times New Roman" w:hAnsi="Times New Roman" w:eastAsia="Times New Roman" w:cs="Times New Roman"/>
-        </w:rPr>
-        <w:t>、OH</w:t>
-      </w:r>
-      <w:r>
-        <w:rPr>
-          <w:rFonts w:ascii="Times New Roman" w:hAnsi="Times New Roman" w:eastAsia="Times New Roman" w:cs="Times New Roman"/>
-          <w:vertAlign w:val="superscript"/>
-        </w:rPr>
-        <w:t>-</w:t>
-      </w:r>
-      <w:r>
-        <w:rPr>
-          <w:rFonts w:ascii="Times New Roman" w:hAnsi="Times New Roman" w:eastAsia="Times New Roman" w:cs="Times New Roman"/>
-        </w:rPr>
-        <w:t>、SO</w:t>
-      </w:r>
-      <w:r>
-        <w:rPr>
-          <w:rFonts w:ascii="Times New Roman" w:hAnsi="Times New Roman" w:eastAsia="Times New Roman" w:cs="Times New Roman"/>
-          <w:vertAlign w:val="subscript"/>
-        </w:rPr>
-        <w:t>3</w:t>
-      </w:r>
-      <w:r>
-        <w:rPr>
-          <w:rFonts w:ascii="Times New Roman" w:hAnsi="Times New Roman" w:eastAsia="Times New Roman" w:cs="Times New Roman"/>
-          <w:vertAlign w:val="superscript"/>
-        </w:rPr>
-        <w:t>2-</w:t>
-      </w:r>
-      <w:r>
-        <w:rPr>
-          <w:rFonts w:ascii="Times New Roman" w:hAnsi="Times New Roman" w:eastAsia="Times New Roman" w:cs="Times New Roman"/>
-        </w:rPr>
-        <w:t xml:space="preserve"> </w:t>
-      </w:r>
-      <w:r>
-        <w:rPr>
-          <w:rFonts w:ascii="Times New Roman" w:hAnsi="Times New Roman" w:eastAsia="Times New Roman" w:cs="Times New Roman"/>
-        </w:rPr>
-        <w:t xml:space="preserve">- </w:t>
-      </w:r>
-    </w:p>
-    <w:p>
-      <w:pPr>
-        <w:pStyle w:val="BodyText"/>
-        <w:ind w:left="480" w:hanging="480"/>
-        <w:spacing w:before="0" w:after="180"/>
       </w:pPr>
       <w:r>
         <w:rPr>
@@ -1685,6 +1685,7 @@
     <w:p>
       <w:pPr>
         <w:pStyle w:val="Compact"/>
+        <w:spacing w:before="0" w:after="0"/>
       </w:pPr>
       <w:r>
         <w:rPr>
@@ -1764,6 +1765,7 @@
     <w:p>
       <w:pPr>
         <w:pStyle w:val="Compact"/>
+        <w:spacing w:before="0" w:after="0"/>
       </w:pPr>
       <w:r>
         <w:rPr>
@@ -1837,6 +1839,7 @@
     <w:p>
       <w:pPr>
         <w:pStyle w:val="Compact"/>
+        <w:spacing w:before="0" w:after="0"/>
       </w:pPr>
       <w:r>
         <w:rPr>
@@ -1952,6 +1955,7 @@
     <w:p>
       <w:pPr>
         <w:pStyle w:val="Compact"/>
+        <w:spacing w:before="0" w:after="0"/>
       </w:pPr>
       <w:r>
         <w:rPr>
@@ -2544,6 +2548,7 @@
     <w:p>
       <w:pPr>
         <w:pStyle w:val="Compact"/>
+        <w:spacing w:before="0" w:after="0"/>
       </w:pPr>
       <w:r>
         <w:rPr>
@@ -2610,6 +2615,7 @@
     <w:p>
       <w:pPr>
         <w:pStyle w:val="Compact"/>
+        <w:spacing w:before="0" w:after="0"/>
       </w:pPr>
       <w:r>
         <w:rPr>
@@ -2685,6 +2691,7 @@
     <w:p>
       <w:pPr>
         <w:pStyle w:val="Compact"/>
+        <w:spacing w:before="0" w:after="0"/>
       </w:pPr>
       <w:r>
         <w:rPr>
@@ -2751,6 +2758,7 @@
     <w:p>
       <w:pPr>
         <w:pStyle w:val="Compact"/>
+        <w:spacing w:before="0" w:after="0"/>
       </w:pPr>
       <w:r>
         <w:rPr>
@@ -3179,6 +3187,14 @@
       <w:tblPr>
         <w:tblStyle w:val="Table"/>
         <w:tblW w:type="auto" w:w="0"/>
+        <w:tblBorders>
+          <w:top w:val="single" w:sz="12" w:space="0" w:color="000000"/>
+          <w:left w:val="none" w:sz="0" w:space="0" w:color="auto"/>
+          <w:bottom w:val="single" w:sz="12" w:space="0" w:color="000000"/>
+          <w:right w:val="none" w:sz="0" w:space="0" w:color="auto"/>
+          <w:insideH w:val="none" w:sz="0" w:space="0" w:color="auto"/>
+          <w:insideV w:val="none" w:sz="0" w:space="0" w:color="auto"/>
+        </w:tblBorders>
         <w:tblLook w:firstRow="1" w:lastRow="0" w:firstColumn="0" w:lastColumn="0" w:noHBand="0" w:noVBand="0" w:val="0020"/>
       </w:tblPr>
       <w:tblGrid>
@@ -3192,7 +3208,11 @@
           <w:tblHeader w:val="on"/>
         </w:trPr>
         <w:tc>
-          <w:tcPr/>
+          <w:tcPr>
+            <w:tcBorders>
+              <w:bottom w:val="single" w:sz="8" w:space="0" w:color="000000"/>
+            </w:tcBorders>
+          </w:tcPr>
           <w:p>
             <w:pPr>
               <w:pStyle w:val="Compact"/>
@@ -3238,7 +3258,11 @@
           </w:p>
         </w:tc>
         <w:tc>
-          <w:tcPr/>
+          <w:tcPr>
+            <w:tcBorders>
+              <w:bottom w:val="single" w:sz="8" w:space="0" w:color="000000"/>
+            </w:tcBorders>
+          </w:tcPr>
           <w:p>
             <w:pPr>
               <w:pStyle w:val="Compact"/>
@@ -3269,7 +3293,11 @@
           </w:p>
         </w:tc>
         <w:tc>
-          <w:tcPr/>
+          <w:tcPr>
+            <w:tcBorders>
+              <w:bottom w:val="single" w:sz="8" w:space="0" w:color="000000"/>
+            </w:tcBorders>
+          </w:tcPr>
           <w:p>
             <w:pPr>
               <w:pStyle w:val="Compact"/>
@@ -3315,7 +3343,11 @@
           </w:p>
         </w:tc>
         <w:tc>
-          <w:tcPr/>
+          <w:tcPr>
+            <w:tcBorders>
+              <w:bottom w:val="single" w:sz="8" w:space="0" w:color="000000"/>
+            </w:tcBorders>
+          </w:tcPr>
           <w:p>
             <w:pPr>
               <w:pStyle w:val="Compact"/>
@@ -3474,9 +3506,8 @@
     <w:p>
       <w:pPr>
         <w:pStyle w:val="Compact"/>
-        <w:spacing w:before="120"/>
+        <w:spacing w:before="0" w:after="0"/>
         <w:ind w:left="480" w:hanging="480"/>
-        <w:spacing w:after="0"/>
       </w:pPr>
       <w:r>
         <w:rPr>
@@ -3500,21 +3531,45 @@
     <w:p>
       <w:pPr>
         <w:pStyle w:val="Compact"/>
-        <w:spacing w:before="120"/>
+        <w:spacing w:before="0" w:after="0"/>
         <w:ind w:left="480" w:hanging="480"/>
+      </w:pPr>
+      <w:r>
+        <w:rPr>
+          <w:rFonts w:ascii="Times New Roman" w:hAnsi="Times New Roman" w:eastAsia="Times New Roman" w:cs="Times New Roman"/>
+        </w:rPr>
+        <w:t xml:space="preserve">B. </w:t>
+      </w:r>
+      <w:r>
+        <w:rPr>
+          <w:rFonts w:hint="eastAsia" w:ascii="Times New Roman" w:hAnsi="Times New Roman" w:eastAsia="FangSong" w:cs="Times New Roman"/>
+        </w:rPr>
+        <w:t xml:space="preserve">二聚体</w:t>
+      </w:r>
+      <w:r>
+        <w:rPr>
+          <w:rFonts w:ascii="Times New Roman" w:hAnsi="Times New Roman" w:eastAsia="Times New Roman" w:cs="Times New Roman"/>
+        </w:rPr>
+        <w:t xml:space="preserve">　　</w:t>
+      </w:r>
+    </w:p>
+    <w:p>
+      <w:pPr>
+        <w:pStyle w:val="Compact"/>
         <w:spacing w:before="0" w:after="0"/>
-      </w:pPr>
-      <w:r>
-        <w:rPr>
-          <w:rFonts w:ascii="Times New Roman" w:hAnsi="Times New Roman" w:eastAsia="Times New Roman" w:cs="Times New Roman"/>
-        </w:rPr>
-        <w:t xml:space="preserve">B. </w:t>
-      </w:r>
-      <w:r>
-        <w:rPr>
-          <w:rFonts w:hint="eastAsia" w:ascii="Times New Roman" w:hAnsi="Times New Roman" w:eastAsia="FangSong" w:cs="Times New Roman"/>
-        </w:rPr>
-        <w:t xml:space="preserve">二聚体</w:t>
+        <w:ind w:left="480" w:hanging="480"/>
+      </w:pPr>
+      <w:r>
+        <w:rPr>
+          <w:rFonts w:ascii="Times New Roman" w:hAnsi="Times New Roman" w:eastAsia="Times New Roman" w:cs="Times New Roman"/>
+        </w:rPr>
+        <w:t xml:space="preserve">C. </w:t>
+      </w:r>
+      <w:r>
+        <w:rPr>
+          <w:rFonts w:hint="eastAsia" w:ascii="Times New Roman" w:hAnsi="Times New Roman" w:eastAsia="FangSong" w:cs="Times New Roman"/>
+        </w:rPr>
+        <w:t xml:space="preserve">三聚体</w:t>
       </w:r>
       <w:r>
         <w:rPr>
@@ -3526,35 +3581,8 @@
     <w:p>
       <w:pPr>
         <w:pStyle w:val="Compact"/>
-        <w:spacing w:before="120"/>
+        <w:spacing w:before="0" w:after="0"/>
         <w:ind w:left="480" w:hanging="480"/>
-        <w:spacing w:before="0" w:after="0"/>
-      </w:pPr>
-      <w:r>
-        <w:rPr>
-          <w:rFonts w:ascii="Times New Roman" w:hAnsi="Times New Roman" w:eastAsia="Times New Roman" w:cs="Times New Roman"/>
-        </w:rPr>
-        <w:t xml:space="preserve">C. </w:t>
-      </w:r>
-      <w:r>
-        <w:rPr>
-          <w:rFonts w:hint="eastAsia" w:ascii="Times New Roman" w:hAnsi="Times New Roman" w:eastAsia="FangSong" w:cs="Times New Roman"/>
-        </w:rPr>
-        <w:t xml:space="preserve">三聚体</w:t>
-      </w:r>
-      <w:r>
-        <w:rPr>
-          <w:rFonts w:ascii="Times New Roman" w:hAnsi="Times New Roman" w:eastAsia="Times New Roman" w:cs="Times New Roman"/>
-        </w:rPr>
-        <w:t xml:space="preserve">　　</w:t>
-      </w:r>
-    </w:p>
-    <w:p>
-      <w:pPr>
-        <w:pStyle w:val="Compact"/>
-        <w:spacing w:before="120"/>
-        <w:ind w:left="480" w:hanging="480"/>
-        <w:spacing w:before="0" w:after="36"/>
       </w:pPr>
       <w:r>
         <w:rPr>
@@ -4093,8 +4121,8 @@
     <w:p>
       <w:pPr>
         <w:pStyle w:val="BodyText"/>
+        <w:spacing w:before="0" w:after="0"/>
         <w:ind w:left="480" w:hanging="480"/>
-        <w:spacing w:after="0"/>
       </w:pPr>
       <w:r>
         <w:rPr>
@@ -4118,33 +4146,114 @@
     <w:p>
       <w:pPr>
         <w:pStyle w:val="BodyText"/>
+        <w:spacing w:before="0" w:after="0"/>
         <w:ind w:left="480" w:hanging="480"/>
+      </w:pPr>
+      <w:r>
+        <w:rPr>
+          <w:rFonts w:ascii="Times New Roman" w:hAnsi="Times New Roman" w:eastAsia="Times New Roman" w:cs="Times New Roman"/>
+        </w:rPr>
+        <w:t>A. H</w:t>
+      </w:r>
+      <w:r>
+        <w:rPr>
+          <w:rFonts w:ascii="Times New Roman" w:hAnsi="Times New Roman" w:eastAsia="Times New Roman" w:cs="Times New Roman"/>
+          <w:vertAlign w:val="subscript"/>
+        </w:rPr>
+        <w:t>2</w:t>
+      </w:r>
+      <w:r>
+        <w:rPr>
+          <w:rFonts w:ascii="Times New Roman" w:hAnsi="Times New Roman" w:eastAsia="Times New Roman" w:cs="Times New Roman"/>
+        </w:rPr>
+        <w:t xml:space="preserve">O </w:t>
+      </w:r>
+      <w:r>
+        <w:rPr>
+          <w:rFonts w:hint="eastAsia" w:ascii="Times New Roman" w:hAnsi="Times New Roman" w:eastAsia="FangSong" w:cs="Times New Roman"/>
+        </w:rPr>
+        <w:t xml:space="preserve">的沸点高于</w:t>
+      </w:r>
+      <w:r>
+        <w:rPr>
+          <w:rFonts w:ascii="Times New Roman" w:hAnsi="Times New Roman" w:eastAsia="Times New Roman" w:cs="Times New Roman"/>
+        </w:rPr>
+        <w:t xml:space="preserve"> </w:t>
+      </w:r>
+      <w:r>
+        <w:rPr>
+          <w:rFonts w:hint="eastAsia" w:ascii="Times New Roman" w:hAnsi="Times New Roman" w:eastAsia="Times New Roman" w:cs="Times New Roman"/>
+        </w:rPr>
+        <w:t>H</w:t>
+      </w:r>
+      <w:r>
+        <w:rPr>
+          <w:rFonts w:hint="eastAsia" w:ascii="Times New Roman" w:hAnsi="Times New Roman" w:eastAsia="Times New Roman" w:cs="Times New Roman"/>
+          <w:vertAlign w:val="subscript"/>
+        </w:rPr>
+        <w:t>2</w:t>
+      </w:r>
+      <w:r>
+        <w:rPr>
+          <w:rFonts w:hint="eastAsia" w:ascii="Times New Roman" w:hAnsi="Times New Roman" w:eastAsia="Times New Roman" w:cs="Times New Roman"/>
+        </w:rPr>
+        <w:t>S，</w:t>
+      </w:r>
+      <w:r>
+        <w:rPr>
+          <w:rFonts w:hint="eastAsia" w:ascii="Times New Roman" w:hAnsi="Times New Roman" w:eastAsia="FangSong" w:cs="Times New Roman"/>
+        </w:rPr>
+        <w:t>是因为</w:t>
+      </w:r>
+      <w:r>
+        <w:rPr>
+          <w:rFonts w:ascii="Times New Roman" w:hAnsi="Times New Roman" w:eastAsia="Times New Roman" w:cs="Times New Roman"/>
+        </w:rPr>
+        <w:t xml:space="preserve"> O </w:t>
+      </w:r>
+      <w:r>
+        <w:rPr>
+          <w:rFonts w:hint="eastAsia" w:ascii="Times New Roman" w:hAnsi="Times New Roman" w:eastAsia="FangSong" w:cs="Times New Roman"/>
+        </w:rPr>
+        <w:t xml:space="preserve">的非金属性大于</w:t>
+      </w:r>
+      <w:r>
+        <w:rPr>
+          <w:rFonts w:ascii="Times New Roman" w:hAnsi="Times New Roman" w:eastAsia="Times New Roman" w:cs="Times New Roman"/>
+        </w:rPr>
+        <w:t xml:space="preserve"> S</w:t>
+      </w:r>
+      <w:r>
+        <w:rPr>
+          <w:rFonts w:ascii="Times New Roman" w:hAnsi="Times New Roman" w:eastAsia="Times New Roman" w:cs="Times New Roman"/>
+        </w:rPr>
+        <w:t xml:space="preserve"> </w:t>
+      </w:r>
+      <w:r>
+        <w:rPr>
+          <w:rFonts w:ascii="Times New Roman" w:hAnsi="Times New Roman" w:eastAsia="Times New Roman" w:cs="Times New Roman"/>
+        </w:rPr>
+        <w:t>- </w:t>
+      </w:r>
+    </w:p>
+    <w:p>
+      <w:pPr>
+        <w:pStyle w:val="BodyText"/>
         <w:spacing w:before="0" w:after="0"/>
-      </w:pPr>
-      <w:r>
-        <w:rPr>
-          <w:rFonts w:ascii="Times New Roman" w:hAnsi="Times New Roman" w:eastAsia="Times New Roman" w:cs="Times New Roman"/>
-        </w:rPr>
-        <w:t>A. H</w:t>
+        <w:ind w:left="480" w:hanging="480"/>
+      </w:pPr>
+      <w:r>
+        <w:rPr>
+          <w:rFonts w:ascii="Times New Roman" w:hAnsi="Times New Roman" w:eastAsia="Times New Roman" w:cs="Times New Roman"/>
+        </w:rPr>
+        <w:t>B. NaHSO</w:t>
       </w:r>
       <w:r>
         <w:rPr>
           <w:rFonts w:ascii="Times New Roman" w:hAnsi="Times New Roman" w:eastAsia="Times New Roman" w:cs="Times New Roman"/>
           <w:vertAlign w:val="subscript"/>
         </w:rPr>
-        <w:t>2</w:t>
-      </w:r>
-      <w:r>
-        <w:rPr>
-          <w:rFonts w:ascii="Times New Roman" w:hAnsi="Times New Roman" w:eastAsia="Times New Roman" w:cs="Times New Roman"/>
-        </w:rPr>
-        <w:t xml:space="preserve">O </w:t>
-      </w:r>
-      <w:r>
-        <w:rPr>
-          <w:rFonts w:hint="eastAsia" w:ascii="Times New Roman" w:hAnsi="Times New Roman" w:eastAsia="FangSong" w:cs="Times New Roman"/>
-        </w:rPr>
-        <w:t xml:space="preserve">的沸点高于</w:t>
+        <w:t>4</w:t>
       </w:r>
       <w:r>
         <w:rPr>
@@ -4154,46 +4263,33 @@
       </w:r>
       <w:r>
         <w:rPr>
-          <w:rFonts w:hint="eastAsia" w:ascii="Times New Roman" w:hAnsi="Times New Roman" w:eastAsia="Times New Roman" w:cs="Times New Roman"/>
-        </w:rPr>
-        <w:t>H</w:t>
-      </w:r>
-      <w:r>
-        <w:rPr>
-          <w:rFonts w:hint="eastAsia" w:ascii="Times New Roman" w:hAnsi="Times New Roman" w:eastAsia="Times New Roman" w:cs="Times New Roman"/>
-          <w:vertAlign w:val="subscript"/>
-        </w:rPr>
-        <w:t>2</w:t>
-      </w:r>
-      <w:r>
-        <w:rPr>
-          <w:rFonts w:hint="eastAsia" w:ascii="Times New Roman" w:hAnsi="Times New Roman" w:eastAsia="Times New Roman" w:cs="Times New Roman"/>
-        </w:rPr>
-        <w:t>S，</w:t>
-      </w:r>
-      <w:r>
-        <w:rPr>
-          <w:rFonts w:hint="eastAsia" w:ascii="Times New Roman" w:hAnsi="Times New Roman" w:eastAsia="FangSong" w:cs="Times New Roman"/>
-        </w:rPr>
-        <w:t>是因为</w:t>
-      </w:r>
-      <w:r>
-        <w:rPr>
-          <w:rFonts w:ascii="Times New Roman" w:hAnsi="Times New Roman" w:eastAsia="Times New Roman" w:cs="Times New Roman"/>
-        </w:rPr>
-        <w:t xml:space="preserve"> O </w:t>
-      </w:r>
-      <w:r>
-        <w:rPr>
-          <w:rFonts w:hint="eastAsia" w:ascii="Times New Roman" w:hAnsi="Times New Roman" w:eastAsia="FangSong" w:cs="Times New Roman"/>
-        </w:rPr>
-        <w:t xml:space="preserve">的非金属性大于</w:t>
-      </w:r>
-      <w:r>
-        <w:rPr>
-          <w:rFonts w:ascii="Times New Roman" w:hAnsi="Times New Roman" w:eastAsia="Times New Roman" w:cs="Times New Roman"/>
-        </w:rPr>
-        <w:t xml:space="preserve"> S</w:t>
+          <w:rFonts w:hint="eastAsia" w:ascii="Times New Roman" w:hAnsi="Times New Roman" w:eastAsia="FangSong" w:cs="Times New Roman"/>
+        </w:rPr>
+        <w:t>固体溶于水</w:t>
+      </w:r>
+      <w:r>
+        <w:rPr>
+          <w:rFonts w:hint="eastAsia" w:ascii="Times New Roman" w:hAnsi="Times New Roman" w:eastAsia="Times New Roman" w:cs="Times New Roman"/>
+        </w:rPr>
+        <w:t>，</w:t>
+      </w:r>
+      <w:r>
+        <w:rPr>
+          <w:rFonts w:hint="eastAsia" w:ascii="Times New Roman" w:hAnsi="Times New Roman" w:eastAsia="FangSong" w:cs="Times New Roman"/>
+        </w:rPr>
+        <w:t>既有离子键的断裂</w:t>
+      </w:r>
+      <w:r>
+        <w:rPr>
+          <w:rFonts w:hint="eastAsia" w:ascii="Times New Roman" w:hAnsi="Times New Roman" w:eastAsia="Times New Roman" w:cs="Times New Roman"/>
+        </w:rPr>
+        <w:t>，</w:t>
+      </w:r>
+      <w:r>
+        <w:rPr>
+          <w:rFonts w:hint="eastAsia" w:ascii="Times New Roman" w:hAnsi="Times New Roman" w:eastAsia="FangSong" w:cs="Times New Roman"/>
+        </w:rPr>
+        <w:t>又有共价键的断裂</w:t>
       </w:r>
       <w:r>
         <w:rPr>
@@ -4205,143 +4301,75 @@
         <w:rPr>
           <w:rFonts w:ascii="Times New Roman" w:hAnsi="Times New Roman" w:eastAsia="Times New Roman" w:cs="Times New Roman"/>
         </w:rPr>
+        <w:t xml:space="preserve">- </w:t>
+      </w:r>
+    </w:p>
+    <w:p>
+      <w:pPr>
+        <w:pStyle w:val="BodyText"/>
+        <w:spacing w:before="0" w:after="0"/>
+        <w:ind w:left="480" w:hanging="480"/>
+      </w:pPr>
+      <w:r>
+        <w:rPr>
+          <w:rFonts w:ascii="Times New Roman" w:hAnsi="Times New Roman" w:eastAsia="Times New Roman" w:cs="Times New Roman"/>
+        </w:rPr>
+        <w:t xml:space="preserve">C. </w:t>
+      </w:r>
+      <w:r>
+        <w:rPr>
+          <w:rFonts w:hint="eastAsia" w:ascii="Times New Roman" w:hAnsi="Times New Roman" w:eastAsia="FangSong" w:cs="Times New Roman"/>
+        </w:rPr>
+        <w:t>由于二氧化碳的碳氧键断裂时会释放大量的热量</w:t>
+      </w:r>
+      <w:r>
+        <w:rPr>
+          <w:rFonts w:hint="eastAsia" w:ascii="Times New Roman" w:hAnsi="Times New Roman" w:eastAsia="Times New Roman" w:cs="Times New Roman"/>
+        </w:rPr>
+        <w:t>，</w:t>
+      </w:r>
+      <w:r>
+        <w:rPr>
+          <w:rFonts w:hint="eastAsia" w:ascii="Times New Roman" w:hAnsi="Times New Roman" w:eastAsia="FangSong" w:cs="Times New Roman"/>
+        </w:rPr>
+        <w:t>由此可利用干冰制造舞台</w:t>
+      </w:r>
+      <w:r>
+        <w:rPr>
+          <w:rFonts w:hint="eastAsia" w:ascii="Times New Roman" w:hAnsi="Times New Roman" w:eastAsia="Times New Roman" w:cs="Times New Roman"/>
+        </w:rPr>
+        <w:t>”</w:t>
+      </w:r>
+      <w:r>
+        <w:rPr>
+          <w:rFonts w:hint="eastAsia" w:ascii="Times New Roman" w:hAnsi="Times New Roman" w:eastAsia="FangSong" w:cs="Times New Roman"/>
+        </w:rPr>
+        <w:t>雾境</w:t>
+      </w:r>
+      <w:r>
+        <w:rPr>
+          <w:rFonts w:hint="eastAsia" w:ascii="Times New Roman" w:hAnsi="Times New Roman" w:eastAsia="Times New Roman" w:cs="Times New Roman"/>
+        </w:rPr>
+        <w:t>”</w:t>
+      </w:r>
+      <w:r>
+        <w:rPr>
+          <w:rFonts w:ascii="Times New Roman" w:hAnsi="Times New Roman" w:eastAsia="Times New Roman" w:cs="Times New Roman"/>
+        </w:rPr>
+        <w:t xml:space="preserve"> </w:t>
+      </w:r>
+      <w:r>
+        <w:rPr>
+          <w:rFonts w:ascii="Times New Roman" w:hAnsi="Times New Roman" w:eastAsia="Times New Roman" w:cs="Times New Roman"/>
+        </w:rPr>
         <w:t>- </w:t>
       </w:r>
     </w:p>
     <w:p>
       <w:pPr>
         <w:pStyle w:val="BodyText"/>
+        <w:spacing w:before="0" w:after="0"/>
         <w:ind w:left="480" w:hanging="480"/>
-        <w:spacing w:before="0" w:after="0"/>
-      </w:pPr>
-      <w:r>
-        <w:rPr>
-          <w:rFonts w:ascii="Times New Roman" w:hAnsi="Times New Roman" w:eastAsia="Times New Roman" w:cs="Times New Roman"/>
-        </w:rPr>
-        <w:t>B. NaHSO</w:t>
-      </w:r>
-      <w:r>
-        <w:rPr>
-          <w:rFonts w:ascii="Times New Roman" w:hAnsi="Times New Roman" w:eastAsia="Times New Roman" w:cs="Times New Roman"/>
-          <w:vertAlign w:val="subscript"/>
-        </w:rPr>
-        <w:t>4</w:t>
-      </w:r>
-      <w:r>
-        <w:rPr>
-          <w:rFonts w:ascii="Times New Roman" w:hAnsi="Times New Roman" w:eastAsia="Times New Roman" w:cs="Times New Roman"/>
-        </w:rPr>
-        <w:t xml:space="preserve"> </w:t>
-      </w:r>
-      <w:r>
-        <w:rPr>
-          <w:rFonts w:hint="eastAsia" w:ascii="Times New Roman" w:hAnsi="Times New Roman" w:eastAsia="FangSong" w:cs="Times New Roman"/>
-        </w:rPr>
-        <w:t>固体溶于水</w:t>
-      </w:r>
-      <w:r>
-        <w:rPr>
-          <w:rFonts w:hint="eastAsia" w:ascii="Times New Roman" w:hAnsi="Times New Roman" w:eastAsia="Times New Roman" w:cs="Times New Roman"/>
-        </w:rPr>
-        <w:t>，</w:t>
-      </w:r>
-      <w:r>
-        <w:rPr>
-          <w:rFonts w:hint="eastAsia" w:ascii="Times New Roman" w:hAnsi="Times New Roman" w:eastAsia="FangSong" w:cs="Times New Roman"/>
-        </w:rPr>
-        <w:t>既有离子键的断裂</w:t>
-      </w:r>
-      <w:r>
-        <w:rPr>
-          <w:rFonts w:hint="eastAsia" w:ascii="Times New Roman" w:hAnsi="Times New Roman" w:eastAsia="Times New Roman" w:cs="Times New Roman"/>
-        </w:rPr>
-        <w:t>，</w:t>
-      </w:r>
-      <w:r>
-        <w:rPr>
-          <w:rFonts w:hint="eastAsia" w:ascii="Times New Roman" w:hAnsi="Times New Roman" w:eastAsia="FangSong" w:cs="Times New Roman"/>
-        </w:rPr>
-        <w:t>又有共价键的断裂</w:t>
-      </w:r>
-      <w:r>
-        <w:rPr>
-          <w:rFonts w:ascii="Times New Roman" w:hAnsi="Times New Roman" w:eastAsia="Times New Roman" w:cs="Times New Roman"/>
-        </w:rPr>
-        <w:t xml:space="preserve"> </w:t>
-      </w:r>
-      <w:r>
-        <w:rPr>
-          <w:rFonts w:ascii="Times New Roman" w:hAnsi="Times New Roman" w:eastAsia="Times New Roman" w:cs="Times New Roman"/>
-        </w:rPr>
-        <w:t xml:space="preserve">- </w:t>
-      </w:r>
-    </w:p>
-    <w:p>
-      <w:pPr>
-        <w:pStyle w:val="BodyText"/>
-        <w:ind w:left="480" w:hanging="480"/>
-        <w:spacing w:before="0" w:after="0"/>
-      </w:pPr>
-      <w:r>
-        <w:rPr>
-          <w:rFonts w:ascii="Times New Roman" w:hAnsi="Times New Roman" w:eastAsia="Times New Roman" w:cs="Times New Roman"/>
-        </w:rPr>
-        <w:t xml:space="preserve">C. </w:t>
-      </w:r>
-      <w:r>
-        <w:rPr>
-          <w:rFonts w:hint="eastAsia" w:ascii="Times New Roman" w:hAnsi="Times New Roman" w:eastAsia="FangSong" w:cs="Times New Roman"/>
-        </w:rPr>
-        <w:t>由于二氧化碳的碳氧键断裂时会释放大量的热量</w:t>
-      </w:r>
-      <w:r>
-        <w:rPr>
-          <w:rFonts w:hint="eastAsia" w:ascii="Times New Roman" w:hAnsi="Times New Roman" w:eastAsia="Times New Roman" w:cs="Times New Roman"/>
-        </w:rPr>
-        <w:t>，</w:t>
-      </w:r>
-      <w:r>
-        <w:rPr>
-          <w:rFonts w:hint="eastAsia" w:ascii="Times New Roman" w:hAnsi="Times New Roman" w:eastAsia="FangSong" w:cs="Times New Roman"/>
-        </w:rPr>
-        <w:t>由此可利用干冰制造舞台</w:t>
-      </w:r>
-      <w:r>
-        <w:rPr>
-          <w:rFonts w:hint="eastAsia" w:ascii="Times New Roman" w:hAnsi="Times New Roman" w:eastAsia="Times New Roman" w:cs="Times New Roman"/>
-        </w:rPr>
-        <w:t>”</w:t>
-      </w:r>
-      <w:r>
-        <w:rPr>
-          <w:rFonts w:hint="eastAsia" w:ascii="Times New Roman" w:hAnsi="Times New Roman" w:eastAsia="FangSong" w:cs="Times New Roman"/>
-        </w:rPr>
-        <w:t>雾境</w:t>
-      </w:r>
-      <w:r>
-        <w:rPr>
-          <w:rFonts w:hint="eastAsia" w:ascii="Times New Roman" w:hAnsi="Times New Roman" w:eastAsia="Times New Roman" w:cs="Times New Roman"/>
-        </w:rPr>
-        <w:t>”</w:t>
-      </w:r>
-      <w:r>
-        <w:rPr>
-          <w:rFonts w:ascii="Times New Roman" w:hAnsi="Times New Roman" w:eastAsia="Times New Roman" w:cs="Times New Roman"/>
-        </w:rPr>
-        <w:t xml:space="preserve"> </w:t>
-      </w:r>
-      <w:r>
-        <w:rPr>
-          <w:rFonts w:ascii="Times New Roman" w:hAnsi="Times New Roman" w:eastAsia="Times New Roman" w:cs="Times New Roman"/>
-        </w:rPr>
-        <w:t>- </w:t>
-      </w:r>
-    </w:p>
-    <w:p>
-      <w:pPr>
-        <w:pStyle w:val="BodyText"/>
-        <w:ind w:left="480" w:hanging="480"/>
-        <w:spacing w:before="0" w:after="180"/>
       </w:pPr>
       <w:r>
         <w:rPr>
@@ -6752,8 +6780,8 @@
     <w:p>
       <w:pPr>
         <w:pStyle w:val="Compact"/>
+        <w:spacing w:before="0" w:after="0"/>
         <w:ind w:left="480" w:hanging="480"/>
-        <w:spacing w:after="0"/>
       </w:pPr>
       <w:r>
         <w:rPr>
@@ -6765,34 +6793,34 @@
     <w:p>
       <w:pPr>
         <w:pStyle w:val="Compact"/>
+        <w:spacing w:before="0" w:after="0"/>
         <w:ind w:left="480" w:hanging="480"/>
+      </w:pPr>
+      <w:r>
+        <w:rPr>
+          <w:rFonts w:ascii="Times New Roman" w:hAnsi="Times New Roman" w:eastAsia="Times New Roman" w:cs="Times New Roman"/>
+        </w:rPr>
+        <w:t xml:space="preserve">B. +686　　</w:t>
+      </w:r>
+    </w:p>
+    <w:p>
+      <w:pPr>
+        <w:pStyle w:val="Compact"/>
         <w:spacing w:before="0" w:after="0"/>
-      </w:pPr>
-      <w:r>
-        <w:rPr>
-          <w:rFonts w:ascii="Times New Roman" w:hAnsi="Times New Roman" w:eastAsia="Times New Roman" w:cs="Times New Roman"/>
-        </w:rPr>
-        <w:t xml:space="preserve">B. +686　　</w:t>
+        <w:ind w:left="480" w:hanging="480"/>
+      </w:pPr>
+      <w:r>
+        <w:rPr>
+          <w:rFonts w:ascii="Times New Roman" w:hAnsi="Times New Roman" w:eastAsia="Times New Roman" w:cs="Times New Roman"/>
+        </w:rPr>
+        <w:t xml:space="preserve">C. +838　　</w:t>
       </w:r>
     </w:p>
     <w:p>
       <w:pPr>
         <w:pStyle w:val="Compact"/>
+        <w:spacing w:before="0" w:after="0"/>
         <w:ind w:left="480" w:hanging="480"/>
-        <w:spacing w:before="0" w:after="0"/>
-      </w:pPr>
-      <w:r>
-        <w:rPr>
-          <w:rFonts w:ascii="Times New Roman" w:hAnsi="Times New Roman" w:eastAsia="Times New Roman" w:cs="Times New Roman"/>
-        </w:rPr>
-        <w:t xml:space="preserve">C. +838　　</w:t>
-      </w:r>
-    </w:p>
-    <w:p>
-      <w:pPr>
-        <w:pStyle w:val="Compact"/>
-        <w:ind w:left="480" w:hanging="480"/>
-        <w:spacing w:before="0" w:after="36"/>
       </w:pPr>
       <w:r>
         <w:rPr>
@@ -7133,6 +7161,7 @@
     <w:p>
       <w:pPr>
         <w:pStyle w:val="Compact"/>
+        <w:spacing w:before="0" w:after="0"/>
       </w:pPr>
       <w:r>
         <w:rPr>
@@ -7150,6 +7179,7 @@
     <w:p>
       <w:pPr>
         <w:pStyle w:val="Compact"/>
+        <w:spacing w:before="0" w:after="0"/>
       </w:pPr>
       <w:r>
         <w:rPr>
@@ -7167,6 +7197,7 @@
     <w:p>
       <w:pPr>
         <w:pStyle w:val="Compact"/>
+        <w:spacing w:before="0" w:after="0"/>
       </w:pPr>
       <w:r>
         <w:rPr>
@@ -7184,6 +7215,7 @@
     <w:p>
       <w:pPr>
         <w:pStyle w:val="Compact"/>
+        <w:spacing w:before="0" w:after="0"/>
       </w:pPr>
       <w:r>
         <w:rPr>
@@ -8028,8 +8060,8 @@
     <w:p>
       <w:pPr>
         <w:pStyle w:val="Compact"/>
+        <w:spacing w:before="0" w:after="0"/>
         <w:ind w:left="480" w:hanging="480"/>
-        <w:spacing w:after="0"/>
       </w:pPr>
       <w:r>
         <w:rPr>
@@ -8041,34 +8073,34 @@
     <w:p>
       <w:pPr>
         <w:pStyle w:val="Compact"/>
+        <w:spacing w:before="0" w:after="0"/>
         <w:ind w:left="480" w:hanging="480"/>
+      </w:pPr>
+      <w:r>
+        <w:rPr>
+          <w:rFonts w:ascii="Times New Roman" w:hAnsi="Times New Roman" w:eastAsia="Times New Roman" w:cs="Times New Roman"/>
+        </w:rPr>
+        <w:t xml:space="preserve">B. 6　　</w:t>
+      </w:r>
+    </w:p>
+    <w:p>
+      <w:pPr>
+        <w:pStyle w:val="Compact"/>
         <w:spacing w:before="0" w:after="0"/>
-      </w:pPr>
-      <w:r>
-        <w:rPr>
-          <w:rFonts w:ascii="Times New Roman" w:hAnsi="Times New Roman" w:eastAsia="Times New Roman" w:cs="Times New Roman"/>
-        </w:rPr>
-        <w:t xml:space="preserve">B. 6　　</w:t>
+        <w:ind w:left="480" w:hanging="480"/>
+      </w:pPr>
+      <w:r>
+        <w:rPr>
+          <w:rFonts w:ascii="Times New Roman" w:hAnsi="Times New Roman" w:eastAsia="Times New Roman" w:cs="Times New Roman"/>
+        </w:rPr>
+        <w:t xml:space="preserve">C. 8　　</w:t>
       </w:r>
     </w:p>
     <w:p>
       <w:pPr>
         <w:pStyle w:val="Compact"/>
+        <w:spacing w:before="0" w:after="0"/>
         <w:ind w:left="480" w:hanging="480"/>
-        <w:spacing w:before="0" w:after="0"/>
-      </w:pPr>
-      <w:r>
-        <w:rPr>
-          <w:rFonts w:ascii="Times New Roman" w:hAnsi="Times New Roman" w:eastAsia="Times New Roman" w:cs="Times New Roman"/>
-        </w:rPr>
-        <w:t xml:space="preserve">C. 8　　</w:t>
-      </w:r>
-    </w:p>
-    <w:p>
-      <w:pPr>
-        <w:pStyle w:val="Compact"/>
-        <w:ind w:left="480" w:hanging="480"/>
-        <w:spacing w:before="0" w:after="36"/>
       </w:pPr>
       <w:r>
         <w:rPr>
@@ -8393,6 +8425,7 @@
     <w:p>
       <w:pPr>
         <w:pStyle w:val="Compact"/>
+        <w:spacing w:before="0" w:after="0"/>
       </w:pPr>
       <w:r>
         <w:rPr>
@@ -8473,6 +8506,7 @@
     <w:p>
       <w:pPr>
         <w:pStyle w:val="Compact"/>
+        <w:spacing w:before="0" w:after="0"/>
       </w:pPr>
       <w:r>
         <w:rPr>
@@ -8514,6 +8548,7 @@
     <w:p>
       <w:pPr>
         <w:pStyle w:val="Compact"/>
+        <w:spacing w:before="0" w:after="0"/>
       </w:pPr>
       <w:r>
         <w:rPr>
@@ -8621,6 +8656,7 @@
     <w:p>
       <w:pPr>
         <w:pStyle w:val="Compact"/>
+        <w:spacing w:before="0" w:after="0"/>
       </w:pPr>
       <w:r>
         <w:rPr>
@@ -8929,6 +8965,7 @@
     <w:p>
       <w:pPr>
         <w:pStyle w:val="Compact"/>
+        <w:spacing w:before="0" w:after="0"/>
       </w:pPr>
       <w:r>
         <w:rPr>
@@ -8964,6 +9001,7 @@
     <w:p>
       <w:pPr>
         <w:pStyle w:val="Compact"/>
+        <w:spacing w:before="0" w:after="0"/>
       </w:pPr>
       <w:r>
         <w:rPr>
@@ -9054,6 +9092,7 @@
     <w:p>
       <w:pPr>
         <w:pStyle w:val="Compact"/>
+        <w:spacing w:before="0" w:after="0"/>
       </w:pPr>
       <w:r>
         <w:rPr>
@@ -9185,6 +9224,7 @@
     <w:p>
       <w:pPr>
         <w:pStyle w:val="Compact"/>
+        <w:spacing w:before="0" w:after="0"/>
       </w:pPr>
       <w:r>
         <w:rPr>
@@ -9640,8 +9680,8 @@
     <w:p>
       <w:pPr>
         <w:pStyle w:val="FirstParagraph"/>
+        <w:spacing w:before="0" w:after="0"/>
         <w:ind w:left="480" w:hanging="480"/>
-        <w:spacing w:after="0"/>
       </w:pPr>
       <w:r>
         <w:rPr>
@@ -9728,14 +9768,126 @@
     <w:p>
       <w:pPr>
         <w:pStyle w:val="FirstParagraph"/>
+        <w:spacing w:before="0" w:after="0"/>
         <w:ind w:left="480" w:hanging="480"/>
+      </w:pPr>
+      <w:r>
+        <w:rPr>
+          <w:rFonts w:ascii="Times New Roman" w:hAnsi="Times New Roman" w:eastAsia="Times New Roman" w:cs="Times New Roman"/>
+        </w:rPr>
+        <w:t xml:space="preserve">A. </w:t>
+      </w:r>
+      <w:r>
+        <w:rPr>
+          <w:rFonts w:hint="eastAsia" w:ascii="Times New Roman" w:hAnsi="Times New Roman" w:eastAsia="FangSong" w:cs="Times New Roman"/>
+        </w:rPr>
+        <w:t>反应</w:t>
+      </w:r>
+      <w:r>
+        <w:rPr>
+          <w:rFonts w:hint="eastAsia" w:ascii="Times New Roman" w:hAnsi="Times New Roman" w:eastAsia="Times New Roman" w:cs="Times New Roman"/>
+        </w:rPr>
+        <w:t>1</w:t>
+      </w:r>
+      <w:r>
+        <w:rPr>
+          <w:rFonts w:hint="eastAsia" w:ascii="Times New Roman" w:hAnsi="Times New Roman" w:eastAsia="FangSong" w:cs="Times New Roman"/>
+        </w:rPr>
+        <w:t>和反应</w:t>
+      </w:r>
+      <w:r>
+        <w:rPr>
+          <w:rFonts w:hint="eastAsia" w:ascii="Times New Roman" w:hAnsi="Times New Roman" w:eastAsia="Times New Roman" w:cs="Times New Roman"/>
+        </w:rPr>
+        <w:t>3</w:t>
+      </w:r>
+      <w:r>
+        <w:rPr>
+          <w:rFonts w:hint="eastAsia" w:ascii="Times New Roman" w:hAnsi="Times New Roman" w:eastAsia="FangSong" w:cs="Times New Roman"/>
+        </w:rPr>
+        <w:t>中浓硫酸作用不同</w:t>
+      </w:r>
+      <w:r>
+        <w:rPr>
+          <w:rFonts w:ascii="Times New Roman" w:hAnsi="Times New Roman" w:eastAsia="Times New Roman" w:cs="Times New Roman"/>
+        </w:rPr>
+        <w:t xml:space="preserve"> </w:t>
+      </w:r>
+      <w:r>
+        <w:rPr>
+          <w:rFonts w:ascii="Times New Roman" w:hAnsi="Times New Roman" w:eastAsia="Times New Roman" w:cs="Times New Roman"/>
+        </w:rPr>
+        <w:t>- </w:t>
+      </w:r>
+    </w:p>
+    <w:p>
+      <w:pPr>
+        <w:pStyle w:val="FirstParagraph"/>
         <w:spacing w:before="0" w:after="0"/>
-      </w:pPr>
-      <w:r>
-        <w:rPr>
-          <w:rFonts w:ascii="Times New Roman" w:hAnsi="Times New Roman" w:eastAsia="Times New Roman" w:cs="Times New Roman"/>
-        </w:rPr>
-        <w:t xml:space="preserve">A. </w:t>
+        <w:ind w:left="480" w:hanging="480"/>
+      </w:pPr>
+      <w:r>
+        <w:rPr>
+          <w:rFonts w:ascii="Times New Roman" w:hAnsi="Times New Roman" w:eastAsia="Times New Roman" w:cs="Times New Roman"/>
+        </w:rPr>
+        <w:t>B. N</w:t>
+      </w:r>
+      <w:r>
+        <w:rPr>
+          <w:rFonts w:ascii="Times New Roman" w:hAnsi="Times New Roman" w:eastAsia="Times New Roman" w:cs="Times New Roman"/>
+          <w:vertAlign w:val="subscript"/>
+        </w:rPr>
+        <w:t>2</w:t>
+      </w:r>
+      <w:r>
+        <w:rPr>
+          <w:rFonts w:ascii="Times New Roman" w:hAnsi="Times New Roman" w:eastAsia="Times New Roman" w:cs="Times New Roman"/>
+        </w:rPr>
+        <w:t>H</w:t>
+      </w:r>
+      <w:r>
+        <w:rPr>
+          <w:rFonts w:ascii="Times New Roman" w:hAnsi="Times New Roman" w:eastAsia="Times New Roman" w:cs="Times New Roman"/>
+          <w:vertAlign w:val="subscript"/>
+        </w:rPr>
+        <w:t>4</w:t>
+      </w:r>
+      <w:r>
+        <w:rPr>
+          <w:rFonts w:ascii="Times New Roman" w:hAnsi="Times New Roman" w:eastAsia="Times New Roman" w:cs="Times New Roman"/>
+        </w:rPr>
+        <w:t xml:space="preserve"> </w:t>
+      </w:r>
+      <w:r>
+        <w:rPr>
+          <w:rFonts w:hint="eastAsia" w:ascii="Times New Roman" w:hAnsi="Times New Roman" w:eastAsia="FangSong" w:cs="Times New Roman"/>
+        </w:rPr>
+        <w:t xml:space="preserve">的所有原子不在同一平面上</w:t>
+      </w:r>
+      <w:r>
+        <w:rPr>
+          <w:rFonts w:ascii="Times New Roman" w:hAnsi="Times New Roman" w:eastAsia="Times New Roman" w:cs="Times New Roman"/>
+        </w:rPr>
+        <w:t xml:space="preserve"> </w:t>
+      </w:r>
+      <w:r>
+        <w:rPr>
+          <w:rFonts w:ascii="Times New Roman" w:hAnsi="Times New Roman" w:eastAsia="Times New Roman" w:cs="Times New Roman"/>
+        </w:rPr>
+        <w:t xml:space="preserve">- </w:t>
+      </w:r>
+    </w:p>
+    <w:p>
+      <w:pPr>
+        <w:pStyle w:val="FirstParagraph"/>
+        <w:spacing w:before="0" w:after="0"/>
+        <w:ind w:left="480" w:hanging="480"/>
+      </w:pPr>
+      <w:r>
+        <w:rPr>
+          <w:rFonts w:ascii="Times New Roman" w:hAnsi="Times New Roman" w:eastAsia="Times New Roman" w:cs="Times New Roman"/>
+        </w:rPr>
+        <w:t xml:space="preserve">C. </w:t>
       </w:r>
       <w:r>
         <w:rPr>
@@ -9747,25 +9899,25 @@
         <w:rPr>
           <w:rFonts w:hint="eastAsia" w:ascii="Times New Roman" w:hAnsi="Times New Roman" w:eastAsia="Times New Roman" w:cs="Times New Roman"/>
         </w:rPr>
-        <w:t>1</w:t>
-      </w:r>
-      <w:r>
-        <w:rPr>
-          <w:rFonts w:hint="eastAsia" w:ascii="Times New Roman" w:hAnsi="Times New Roman" w:eastAsia="FangSong" w:cs="Times New Roman"/>
-        </w:rPr>
-        <w:t>和反应</w:t>
-      </w:r>
-      <w:r>
-        <w:rPr>
-          <w:rFonts w:hint="eastAsia" w:ascii="Times New Roman" w:hAnsi="Times New Roman" w:eastAsia="Times New Roman" w:cs="Times New Roman"/>
-        </w:rPr>
-        <w:t>3</w:t>
-      </w:r>
-      <w:r>
-        <w:rPr>
-          <w:rFonts w:hint="eastAsia" w:ascii="Times New Roman" w:hAnsi="Times New Roman" w:eastAsia="FangSong" w:cs="Times New Roman"/>
-        </w:rPr>
-        <w:t>中浓硫酸作用不同</w:t>
+        <w:t>4</w:t>
+      </w:r>
+      <w:r>
+        <w:rPr>
+          <w:rFonts w:hint="eastAsia" w:ascii="Times New Roman" w:hAnsi="Times New Roman" w:eastAsia="FangSong" w:cs="Times New Roman"/>
+        </w:rPr>
+        <w:t>制备水合肼时应将氨水逐滴滴入</w:t>
+      </w:r>
+      <w:r>
+        <w:rPr>
+          <w:rFonts w:ascii="Times New Roman" w:hAnsi="Times New Roman" w:eastAsia="Times New Roman" w:cs="Times New Roman"/>
+        </w:rPr>
+        <w:t xml:space="preserve"> NaClO </w:t>
+      </w:r>
+      <w:r>
+        <w:rPr>
+          <w:rFonts w:hint="eastAsia" w:ascii="Times New Roman" w:hAnsi="Times New Roman" w:eastAsia="FangSong" w:cs="Times New Roman"/>
+        </w:rPr>
+        <w:t xml:space="preserve">溶液中</w:t>
       </w:r>
       <w:r>
         <w:rPr>
@@ -9783,120 +9935,8 @@
     <w:p>
       <w:pPr>
         <w:pStyle w:val="FirstParagraph"/>
+        <w:spacing w:before="0" w:after="0"/>
         <w:ind w:left="480" w:hanging="480"/>
-        <w:spacing w:before="0" w:after="0"/>
-      </w:pPr>
-      <w:r>
-        <w:rPr>
-          <w:rFonts w:ascii="Times New Roman" w:hAnsi="Times New Roman" w:eastAsia="Times New Roman" w:cs="Times New Roman"/>
-        </w:rPr>
-        <w:t>B. N</w:t>
-      </w:r>
-      <w:r>
-        <w:rPr>
-          <w:rFonts w:ascii="Times New Roman" w:hAnsi="Times New Roman" w:eastAsia="Times New Roman" w:cs="Times New Roman"/>
-          <w:vertAlign w:val="subscript"/>
-        </w:rPr>
-        <w:t>2</w:t>
-      </w:r>
-      <w:r>
-        <w:rPr>
-          <w:rFonts w:ascii="Times New Roman" w:hAnsi="Times New Roman" w:eastAsia="Times New Roman" w:cs="Times New Roman"/>
-        </w:rPr>
-        <w:t>H</w:t>
-      </w:r>
-      <w:r>
-        <w:rPr>
-          <w:rFonts w:ascii="Times New Roman" w:hAnsi="Times New Roman" w:eastAsia="Times New Roman" w:cs="Times New Roman"/>
-          <w:vertAlign w:val="subscript"/>
-        </w:rPr>
-        <w:t>4</w:t>
-      </w:r>
-      <w:r>
-        <w:rPr>
-          <w:rFonts w:ascii="Times New Roman" w:hAnsi="Times New Roman" w:eastAsia="Times New Roman" w:cs="Times New Roman"/>
-        </w:rPr>
-        <w:t xml:space="preserve"> </w:t>
-      </w:r>
-      <w:r>
-        <w:rPr>
-          <w:rFonts w:hint="eastAsia" w:ascii="Times New Roman" w:hAnsi="Times New Roman" w:eastAsia="FangSong" w:cs="Times New Roman"/>
-        </w:rPr>
-        <w:t xml:space="preserve">的所有原子不在同一平面上</w:t>
-      </w:r>
-      <w:r>
-        <w:rPr>
-          <w:rFonts w:ascii="Times New Roman" w:hAnsi="Times New Roman" w:eastAsia="Times New Roman" w:cs="Times New Roman"/>
-        </w:rPr>
-        <w:t xml:space="preserve"> </w:t>
-      </w:r>
-      <w:r>
-        <w:rPr>
-          <w:rFonts w:ascii="Times New Roman" w:hAnsi="Times New Roman" w:eastAsia="Times New Roman" w:cs="Times New Roman"/>
-        </w:rPr>
-        <w:t xml:space="preserve">- </w:t>
-      </w:r>
-    </w:p>
-    <w:p>
-      <w:pPr>
-        <w:pStyle w:val="FirstParagraph"/>
-        <w:ind w:left="480" w:hanging="480"/>
-        <w:spacing w:before="0" w:after="0"/>
-      </w:pPr>
-      <w:r>
-        <w:rPr>
-          <w:rFonts w:ascii="Times New Roman" w:hAnsi="Times New Roman" w:eastAsia="Times New Roman" w:cs="Times New Roman"/>
-        </w:rPr>
-        <w:t xml:space="preserve">C. </w:t>
-      </w:r>
-      <w:r>
-        <w:rPr>
-          <w:rFonts w:hint="eastAsia" w:ascii="Times New Roman" w:hAnsi="Times New Roman" w:eastAsia="FangSong" w:cs="Times New Roman"/>
-        </w:rPr>
-        <w:t>反应</w:t>
-      </w:r>
-      <w:r>
-        <w:rPr>
-          <w:rFonts w:hint="eastAsia" w:ascii="Times New Roman" w:hAnsi="Times New Roman" w:eastAsia="Times New Roman" w:cs="Times New Roman"/>
-        </w:rPr>
-        <w:t>4</w:t>
-      </w:r>
-      <w:r>
-        <w:rPr>
-          <w:rFonts w:hint="eastAsia" w:ascii="Times New Roman" w:hAnsi="Times New Roman" w:eastAsia="FangSong" w:cs="Times New Roman"/>
-        </w:rPr>
-        <w:t>制备水合肼时应将氨水逐滴滴入</w:t>
-      </w:r>
-      <w:r>
-        <w:rPr>
-          <w:rFonts w:ascii="Times New Roman" w:hAnsi="Times New Roman" w:eastAsia="Times New Roman" w:cs="Times New Roman"/>
-        </w:rPr>
-        <w:t xml:space="preserve"> NaClO </w:t>
-      </w:r>
-      <w:r>
-        <w:rPr>
-          <w:rFonts w:hint="eastAsia" w:ascii="Times New Roman" w:hAnsi="Times New Roman" w:eastAsia="FangSong" w:cs="Times New Roman"/>
-        </w:rPr>
-        <w:t xml:space="preserve">溶液中</w:t>
-      </w:r>
-      <w:r>
-        <w:rPr>
-          <w:rFonts w:ascii="Times New Roman" w:hAnsi="Times New Roman" w:eastAsia="Times New Roman" w:cs="Times New Roman"/>
-        </w:rPr>
-        <w:t xml:space="preserve"> </w:t>
-      </w:r>
-      <w:r>
-        <w:rPr>
-          <w:rFonts w:ascii="Times New Roman" w:hAnsi="Times New Roman" w:eastAsia="Times New Roman" w:cs="Times New Roman"/>
-        </w:rPr>
-        <w:t>- </w:t>
-      </w:r>
-    </w:p>
-    <w:p>
-      <w:pPr>
-        <w:pStyle w:val="FirstParagraph"/>
-        <w:ind w:left="480" w:hanging="480"/>
-        <w:spacing w:before="0" w:after="180"/>
       </w:pPr>
       <w:r>
         <w:rPr>
@@ -10354,6 +10394,7 @@
     <w:p>
       <w:pPr>
         <w:pStyle w:val="Compact"/>
+        <w:spacing w:before="0" w:after="0"/>
       </w:pPr>
       <w:r>
         <w:rPr>
@@ -10383,6 +10424,7 @@
     <w:p>
       <w:pPr>
         <w:pStyle w:val="Compact"/>
+        <w:spacing w:before="0" w:after="0"/>
       </w:pPr>
       <w:r>
         <w:rPr>
@@ -10426,6 +10468,7 @@
     <w:p>
       <w:pPr>
         <w:pStyle w:val="Compact"/>
+        <w:spacing w:before="0" w:after="0"/>
       </w:pPr>
       <w:r>
         <w:rPr>
@@ -10494,6 +10537,7 @@
     <w:p>
       <w:pPr>
         <w:pStyle w:val="Compact"/>
+        <w:spacing w:before="0" w:after="0"/>
       </w:pPr>
       <w:r>
         <w:rPr>
@@ -10908,6 +10952,7 @@
     <w:p>
       <w:pPr>
         <w:pStyle w:val="Compact"/>
+        <w:spacing w:before="0" w:after="0"/>
       </w:pPr>
       <w:r>
         <w:rPr>
@@ -10925,6 +10970,7 @@
     <w:p>
       <w:pPr>
         <w:pStyle w:val="Compact"/>
+        <w:spacing w:before="0" w:after="0"/>
       </w:pPr>
       <w:r>
         <w:rPr>
@@ -10993,6 +11039,7 @@
     <w:p>
       <w:pPr>
         <w:pStyle w:val="Compact"/>
+        <w:spacing w:before="0" w:after="0"/>
       </w:pPr>
       <w:r>
         <w:rPr>
@@ -11010,6 +11057,7 @@
     <w:p>
       <w:pPr>
         <w:pStyle w:val="Compact"/>
+        <w:spacing w:before="0" w:after="0"/>
       </w:pPr>
       <w:r>
         <w:rPr>
@@ -11177,8 +11225,8 @@
     <w:p>
       <w:pPr>
         <w:pStyle w:val="BodyText"/>
+        <w:spacing w:before="0" w:after="0"/>
         <w:ind w:left="480" w:hanging="480"/>
-        <w:spacing w:after="0"/>
       </w:pPr>
       <w:r>
         <w:rPr>
@@ -11282,47 +11330,47 @@
     <w:p>
       <w:pPr>
         <w:pStyle w:val="BodyText"/>
+        <w:spacing w:before="0" w:after="0"/>
         <w:ind w:left="480" w:hanging="480"/>
+      </w:pPr>
+      <w:r>
+        <w:rPr>
+          <w:rFonts w:ascii="Times New Roman" w:hAnsi="Times New Roman" w:eastAsia="Times New Roman" w:cs="Times New Roman"/>
+        </w:rPr>
+        <w:t xml:space="preserve">A. 1:1　　</w:t>
+      </w:r>
+    </w:p>
+    <w:p>
+      <w:pPr>
+        <w:pStyle w:val="BodyText"/>
         <w:spacing w:before="0" w:after="0"/>
-      </w:pPr>
-      <w:r>
-        <w:rPr>
-          <w:rFonts w:ascii="Times New Roman" w:hAnsi="Times New Roman" w:eastAsia="Times New Roman" w:cs="Times New Roman"/>
-        </w:rPr>
-        <w:t xml:space="preserve">A. 1:1　　</w:t>
+        <w:ind w:left="480" w:hanging="480"/>
+      </w:pPr>
+      <w:r>
+        <w:rPr>
+          <w:rFonts w:ascii="Times New Roman" w:hAnsi="Times New Roman" w:eastAsia="Times New Roman" w:cs="Times New Roman"/>
+        </w:rPr>
+        <w:t xml:space="preserve">B. 1:2　　</w:t>
       </w:r>
     </w:p>
     <w:p>
       <w:pPr>
         <w:pStyle w:val="BodyText"/>
+        <w:spacing w:before="0" w:after="0"/>
         <w:ind w:left="480" w:hanging="480"/>
+      </w:pPr>
+      <w:r>
+        <w:rPr>
+          <w:rFonts w:ascii="Times New Roman" w:hAnsi="Times New Roman" w:eastAsia="Times New Roman" w:cs="Times New Roman"/>
+        </w:rPr>
+        <w:t xml:space="preserve">C. 1:3　　</w:t>
+      </w:r>
+    </w:p>
+    <w:p>
+      <w:pPr>
+        <w:pStyle w:val="BodyText"/>
         <w:spacing w:before="0" w:after="0"/>
-      </w:pPr>
-      <w:r>
-        <w:rPr>
-          <w:rFonts w:ascii="Times New Roman" w:hAnsi="Times New Roman" w:eastAsia="Times New Roman" w:cs="Times New Roman"/>
-        </w:rPr>
-        <w:t xml:space="preserve">B. 1:2　　</w:t>
-      </w:r>
-    </w:p>
-    <w:p>
-      <w:pPr>
-        <w:pStyle w:val="BodyText"/>
         <w:ind w:left="480" w:hanging="480"/>
-        <w:spacing w:before="0" w:after="0"/>
-      </w:pPr>
-      <w:r>
-        <w:rPr>
-          <w:rFonts w:ascii="Times New Roman" w:hAnsi="Times New Roman" w:eastAsia="Times New Roman" w:cs="Times New Roman"/>
-        </w:rPr>
-        <w:t xml:space="preserve">C. 1:3　　</w:t>
-      </w:r>
-    </w:p>
-    <w:p>
-      <w:pPr>
-        <w:pStyle w:val="BodyText"/>
-        <w:ind w:left="480" w:hanging="480"/>
-        <w:spacing w:before="0" w:after="180"/>
       </w:pPr>
       <w:r>
         <w:rPr>
@@ -13316,6 +13364,7 @@
     <w:p>
       <w:pPr>
         <w:pStyle w:val="Compact"/>
+        <w:spacing w:before="0" w:after="0"/>
       </w:pPr>
       <w:r>
         <w:rPr>
@@ -13351,6 +13400,7 @@
     <w:p>
       <w:pPr>
         <w:pStyle w:val="Compact"/>
+        <w:spacing w:before="0" w:after="0"/>
       </w:pPr>
       <w:r>
         <w:rPr>
@@ -13456,6 +13506,7 @@
     <w:p>
       <w:pPr>
         <w:pStyle w:val="Compact"/>
+        <w:spacing w:before="0" w:after="0"/>
       </w:pPr>
       <w:r>
         <w:rPr>
@@ -13485,6 +13536,7 @@
     <w:p>
       <w:pPr>
         <w:pStyle w:val="Compact"/>
+        <w:spacing w:before="0" w:after="0"/>
       </w:pPr>
       <w:r>
         <w:rPr>
@@ -13782,8 +13834,8 @@
     <w:p>
       <w:pPr>
         <w:pStyle w:val="BodyText"/>
+        <w:spacing w:before="0" w:after="0"/>
         <w:ind w:left="480" w:hanging="480"/>
-        <w:spacing w:after="0"/>
       </w:pPr>
       <w:r>
         <w:rPr>
@@ -13939,47 +13991,47 @@
     <w:p>
       <w:pPr>
         <w:pStyle w:val="BodyText"/>
+        <w:spacing w:before="0" w:after="0"/>
         <w:ind w:left="480" w:hanging="480"/>
+      </w:pPr>
+      <w:r>
+        <w:rPr>
+          <w:rFonts w:ascii="Times New Roman" w:hAnsi="Times New Roman" w:eastAsia="Times New Roman" w:cs="Times New Roman"/>
+        </w:rPr>
+        <w:t xml:space="preserve">A. 5.00　　</w:t>
+      </w:r>
+    </w:p>
+    <w:p>
+      <w:pPr>
+        <w:pStyle w:val="BodyText"/>
         <w:spacing w:before="0" w:after="0"/>
-      </w:pPr>
-      <w:r>
-        <w:rPr>
-          <w:rFonts w:ascii="Times New Roman" w:hAnsi="Times New Roman" w:eastAsia="Times New Roman" w:cs="Times New Roman"/>
-        </w:rPr>
-        <w:t xml:space="preserve">A. 5.00　　</w:t>
+        <w:ind w:left="480" w:hanging="480"/>
+      </w:pPr>
+      <w:r>
+        <w:rPr>
+          <w:rFonts w:ascii="Times New Roman" w:hAnsi="Times New Roman" w:eastAsia="Times New Roman" w:cs="Times New Roman"/>
+        </w:rPr>
+        <w:t xml:space="preserve">B. 8.00　　</w:t>
       </w:r>
     </w:p>
     <w:p>
       <w:pPr>
         <w:pStyle w:val="BodyText"/>
+        <w:spacing w:before="0" w:after="0"/>
         <w:ind w:left="480" w:hanging="480"/>
+      </w:pPr>
+      <w:r>
+        <w:rPr>
+          <w:rFonts w:ascii="Times New Roman" w:hAnsi="Times New Roman" w:eastAsia="Times New Roman" w:cs="Times New Roman"/>
+        </w:rPr>
+        <w:t xml:space="preserve">C. 12.00　　</w:t>
+      </w:r>
+    </w:p>
+    <w:p>
+      <w:pPr>
+        <w:pStyle w:val="BodyText"/>
         <w:spacing w:before="0" w:after="0"/>
-      </w:pPr>
-      <w:r>
-        <w:rPr>
-          <w:rFonts w:ascii="Times New Roman" w:hAnsi="Times New Roman" w:eastAsia="Times New Roman" w:cs="Times New Roman"/>
-        </w:rPr>
-        <w:t xml:space="preserve">B. 8.00　　</w:t>
-      </w:r>
-    </w:p>
-    <w:p>
-      <w:pPr>
-        <w:pStyle w:val="BodyText"/>
         <w:ind w:left="480" w:hanging="480"/>
-        <w:spacing w:before="0" w:after="0"/>
-      </w:pPr>
-      <w:r>
-        <w:rPr>
-          <w:rFonts w:ascii="Times New Roman" w:hAnsi="Times New Roman" w:eastAsia="Times New Roman" w:cs="Times New Roman"/>
-        </w:rPr>
-        <w:t xml:space="preserve">C. 12.00　　</w:t>
-      </w:r>
-    </w:p>
-    <w:p>
-      <w:pPr>
-        <w:pStyle w:val="BodyText"/>
-        <w:ind w:left="480" w:hanging="480"/>
-        <w:spacing w:before="0" w:after="180"/>
       </w:pPr>
       <w:r>
         <w:rPr>
@@ -14413,6 +14465,7 @@
     <w:p>
       <w:pPr>
         <w:pStyle w:val="Compact"/>
+        <w:spacing w:before="0" w:after="0"/>
       </w:pPr>
       <w:r>
         <w:rPr>
@@ -14430,6 +14483,7 @@
     <w:p>
       <w:pPr>
         <w:pStyle w:val="Compact"/>
+        <w:spacing w:before="0" w:after="0"/>
       </w:pPr>
       <w:r>
         <w:rPr>
@@ -14510,6 +14564,7 @@
     <w:p>
       <w:pPr>
         <w:pStyle w:val="Compact"/>
+        <w:spacing w:before="0" w:after="0"/>
       </w:pPr>
       <w:r>
         <w:rPr>
@@ -14533,6 +14588,7 @@
     <w:p>
       <w:pPr>
         <w:pStyle w:val="Compact"/>
+        <w:spacing w:before="0" w:after="0"/>
       </w:pPr>
       <w:r>
         <w:rPr>
@@ -14934,6 +14990,7 @@
     <w:p>
       <w:pPr>
         <w:pStyle w:val="Compact"/>
+        <w:spacing w:before="0" w:after="0"/>
       </w:pPr>
       <w:r>
         <w:rPr>
@@ -14957,6 +15014,7 @@
     <w:p>
       <w:pPr>
         <w:pStyle w:val="Compact"/>
+        <w:spacing w:before="0" w:after="0"/>
       </w:pPr>
       <w:r>
         <w:rPr>
@@ -14998,6 +15056,7 @@
     <w:p>
       <w:pPr>
         <w:pStyle w:val="Compact"/>
+        <w:spacing w:before="0" w:after="0"/>
       </w:pPr>
       <w:r>
         <w:rPr>
@@ -15015,6 +15074,7 @@
     <w:p>
       <w:pPr>
         <w:pStyle w:val="Compact"/>
+        <w:spacing w:before="0" w:after="0"/>
       </w:pPr>
       <w:r>
         <w:rPr>
@@ -15125,7 +15185,6 @@
     <w:bookmarkEnd w:id="89"/>
     <w:bookmarkEnd w:id="90"/>
     <w:sectPr>
-      <w:headerReference w:type="default" r:id="rId87"/>
       <w:footerReference w:type="default" r:id="rId9"/>
       <w:footnotePr>
         <w:numRestart w:val="eachSect"/>
@@ -15152,16 +15211,6 @@
       <w:rPr>
         <w:rFonts w:ascii="Times New Roman" w:hAnsi="Times New Roman" w:eastAsia="Times New Roman" w:cs="Times New Roman"/>
         <w:b w:val="0"/>
-        <w:color w:val="000000"/>
-        <w:sz w:val="20"/>
-      </w:rPr>
-      <w:t xml:space="preserve">第 </w:t>
-    </w:r>
-    <w:r>
-      <w:rPr>
-        <w:rFonts w:ascii="Times New Roman" w:hAnsi="Times New Roman" w:eastAsia="Times New Roman" w:cs="Times New Roman"/>
-        <w:b w:val="0"/>
-        <w:color w:val="000000"/>
         <w:sz w:val="20"/>
       </w:rPr>
       <w:fldChar w:fldCharType="begin"/>
@@ -15170,7 +15219,6 @@
       <w:rPr>
         <w:rFonts w:ascii="Times New Roman" w:hAnsi="Times New Roman" w:eastAsia="Times New Roman" w:cs="Times New Roman"/>
         <w:b w:val="0"/>
-        <w:color w:val="000000"/>
         <w:sz w:val="20"/>
       </w:rPr>
       <w:instrText xml:space="preserve"> PAGE </w:instrText>
@@ -15179,91 +15227,9 @@
       <w:rPr>
         <w:rFonts w:ascii="Times New Roman" w:hAnsi="Times New Roman" w:eastAsia="Times New Roman" w:cs="Times New Roman"/>
         <w:b w:val="0"/>
-        <w:color w:val="000000"/>
-        <w:sz w:val="20"/>
-      </w:rPr>
-      <w:fldChar w:fldCharType="separate"/>
-    </w:r>
-    <w:r>
-      <w:rPr>
-        <w:rFonts w:ascii="Times New Roman" w:hAnsi="Times New Roman" w:eastAsia="Times New Roman" w:cs="Times New Roman"/>
-        <w:b w:val="0"/>
-        <w:color w:val="000000"/>
-        <w:sz w:val="20"/>
-      </w:rPr>
-      <w:t>1</w:t>
-    </w:r>
-    <w:r>
-      <w:rPr>
-        <w:rFonts w:ascii="Times New Roman" w:hAnsi="Times New Roman" w:eastAsia="Times New Roman" w:cs="Times New Roman"/>
-        <w:b w:val="0"/>
-        <w:color w:val="000000"/>
         <w:sz w:val="20"/>
       </w:rPr>
       <w:fldChar w:fldCharType="end"/>
-    </w:r>
-    <w:r>
-      <w:rPr>
-        <w:rFonts w:ascii="Times New Roman" w:hAnsi="Times New Roman" w:eastAsia="Times New Roman" w:cs="Times New Roman"/>
-        <w:b w:val="0"/>
-        <w:color w:val="000000"/>
-        <w:sz w:val="20"/>
-      </w:rPr>
-      <w:t xml:space="preserve"> 页 / 共 </w:t>
-    </w:r>
-    <w:r>
-      <w:rPr>
-        <w:rFonts w:ascii="Times New Roman" w:hAnsi="Times New Roman" w:eastAsia="Times New Roman" w:cs="Times New Roman"/>
-        <w:b w:val="0"/>
-        <w:color w:val="000000"/>
-        <w:sz w:val="20"/>
-      </w:rPr>
-      <w:fldChar w:fldCharType="begin"/>
-    </w:r>
-    <w:r>
-      <w:rPr>
-        <w:rFonts w:ascii="Times New Roman" w:hAnsi="Times New Roman" w:eastAsia="Times New Roman" w:cs="Times New Roman"/>
-        <w:b w:val="0"/>
-        <w:color w:val="000000"/>
-        <w:sz w:val="20"/>
-      </w:rPr>
-      <w:instrText xml:space="preserve"> NUMPAGES </w:instrText>
-    </w:r>
-    <w:r>
-      <w:rPr>
-        <w:rFonts w:ascii="Times New Roman" w:hAnsi="Times New Roman" w:eastAsia="Times New Roman" w:cs="Times New Roman"/>
-        <w:b w:val="0"/>
-        <w:color w:val="000000"/>
-        <w:sz w:val="20"/>
-      </w:rPr>
-      <w:fldChar w:fldCharType="separate"/>
-    </w:r>
-    <w:r>
-      <w:rPr>
-        <w:rFonts w:ascii="Times New Roman" w:hAnsi="Times New Roman" w:eastAsia="Times New Roman" w:cs="Times New Roman"/>
-        <w:b w:val="0"/>
-        <w:color w:val="000000"/>
-        <w:sz w:val="20"/>
-      </w:rPr>
-      <w:t>1</w:t>
-    </w:r>
-    <w:r>
-      <w:rPr>
-        <w:rFonts w:ascii="Times New Roman" w:hAnsi="Times New Roman" w:eastAsia="Times New Roman" w:cs="Times New Roman"/>
-        <w:b w:val="0"/>
-        <w:color w:val="000000"/>
-        <w:sz w:val="20"/>
-      </w:rPr>
-      <w:fldChar w:fldCharType="end"/>
-    </w:r>
-    <w:r>
-      <w:rPr>
-        <w:rFonts w:ascii="Times New Roman" w:hAnsi="Times New Roman" w:eastAsia="Times New Roman" w:cs="Times New Roman"/>
-        <w:b w:val="0"/>
-        <w:color w:val="000000"/>
-        <w:sz w:val="20"/>
-      </w:rPr>
-      <w:t xml:space="preserve"> 页</w:t>
     </w:r>
   </w:p>
 </w:ftr>
@@ -15286,28 +15252,6 @@
     </w:p>
   </w:footnote>
 </w:footnotes>
-</file>
-
-<file path=word/header1.xml><?xml version="1.0" encoding="utf-8"?>
-<w:hdr xmlns:m="http://schemas.openxmlformats.org/officeDocument/2006/math" xmlns:mc="http://schemas.openxmlformats.org/markup-compatibility/2006" xmlns:mo="http://schemas.microsoft.com/office/mac/office/2008/main" xmlns:mv="urn:schemas-microsoft-com:mac:vml" xmlns:o="urn:schemas-microsoft-com:office:office" xmlns:r="http://schemas.openxmlformats.org/officeDocument/2006/relationships" xmlns:v="urn:schemas-microsoft-com:vml" xmlns:w10="urn:schemas-microsoft-com:office:word" xmlns:w14="http://schemas.microsoft.com/office/word/2010/wordml" xmlns:w="http://schemas.openxmlformats.org/wordprocessingml/2006/main" xmlns:wne="http://schemas.microsoft.com/office/word/2006/wordml" xmlns:wp14="http://schemas.microsoft.com/office/word/2010/wordprocessingDrawing" xmlns:wp="http://schemas.openxmlformats.org/drawingml/2006/wordprocessingDrawing" xmlns:wpc="http://schemas.microsoft.com/office/word/2010/wordprocessingCanvas" xmlns:wpg="http://schemas.microsoft.com/office/word/2010/wordprocessingGroup" xmlns:wpi="http://schemas.microsoft.com/office/word/2010/wordprocessingInk" xmlns:wps="http://schemas.microsoft.com/office/word/2010/wordprocessingShape" mc:Ignorable="w14 wp14">
-  <w:p>
-    <w:pPr>
-      <w:jc w:val="right"/>
-      <w:pBdr>
-        <w:bottom w:val="single" w:sz="4" w:space="2" w:color="000000"/>
-      </w:pBdr>
-    </w:pPr>
-    <w:r>
-      <w:rPr>
-        <w:rFonts w:ascii="Times New Roman" w:hAnsi="Times New Roman" w:eastAsia="Times New Roman" w:cs="Times New Roman"/>
-        <w:b w:val="0"/>
-        <w:color w:val="000000"/>
-        <w:sz w:val="18"/>
-      </w:rPr>
-      <w:t xml:space="preserve">预赛基础卷III</w:t>
-    </w:r>
-  </w:p>
-</w:hdr>
 </file>
 
 <file path=word/numbering.xml><?xml version="1.0" encoding="utf-8"?>
